--- a/data/revised_2026-10_full/outputs/v2/Maths/SS3.4_Linear_Motion/Mathematics_Linear_Motion_CBE_LessonSequence.docx
+++ b/data/revised_2026-10_full/outputs/v2/Maths/SS3.4_Linear_Motion/Mathematics_Linear_Motion_CBE_LessonSequence.docx
@@ -2358,7 +2358,7 @@
         </w:rPr>
         <w:t xml:space="preserve">© 2026 SeaVuria and ARES. This work is licensed under a </w:t>
       </w:r>
-      <w:hyperlink w:history="1" r:id="rIdve_qwu15h3xz5lcwxqrvm">
+      <w:hyperlink w:history="1" r:id="rIdekr9dflfa5tchfgrklawq">
         <w:r>
           <w:rPr>
             <w:rFonts w:ascii="Arial" w:cs="Arial" w:eastAsia="Arial" w:hAnsi="Arial"/>
@@ -2378,7 +2378,7 @@
         </w:rPr>
         <w:t xml:space="preserve"> (</w:t>
       </w:r>
-      <w:hyperlink w:history="1" r:id="rIdzzil7alqkm054ph44gev7">
+      <w:hyperlink w:history="1" r:id="rIdzjal50blzf-drn-qtygy_">
         <w:r>
           <w:rPr>
             <w:rFonts w:ascii="Arial" w:cs="Arial" w:eastAsia="Arial" w:hAnsi="Arial"/>
@@ -2398,7 +2398,7 @@
         </w:rPr>
         <w:t xml:space="preserve">). To view a copy of this license, visit </w:t>
       </w:r>
-      <w:hyperlink w:history="1" r:id="rIdvpvsnanimhncqdkhxgysu">
+      <w:hyperlink w:history="1" r:id="rId9wltzgbgdvldklgoehlxh">
         <w:r>
           <w:rPr>
             <w:rFonts w:ascii="Arial" w:cs="Arial" w:eastAsia="Arial" w:hAnsi="Arial"/>
@@ -3437,7 +3437,7 @@
             <w:pPr>
               <w:spacing w:after="20" w:before="0"/>
             </w:pPr>
-            <w:hyperlink w:history="1" r:id="rId5-drbymdmkhagld9-ya5f">
+            <w:hyperlink w:history="1" r:id="rIdnwof1vglxijvasy-cjfts">
               <w:r>
                 <w:rPr>
                   <w:rFonts w:ascii="Arial" w:cs="Arial" w:eastAsia="Arial" w:hAnsi="Arial"/>
@@ -3470,7 +3470,7 @@
               <w:spacing w:after="10" w:before="0"/>
               <w:ind w:left="120"/>
             </w:pPr>
-            <w:hyperlink w:history="1" r:id="rIdpvdj8wawf42odnjlez6h0">
+            <w:hyperlink w:history="1" r:id="rIdjp0ugx3cgbzol_cqf9nos">
               <w:r>
                 <w:rPr>
                   <w:rFonts w:ascii="Arial" w:cs="Arial" w:eastAsia="Arial" w:hAnsi="Arial"/>
@@ -3515,7 +3515,7 @@
             <w:pPr>
               <w:spacing w:after="20" w:before="0"/>
             </w:pPr>
-            <w:hyperlink w:history="1" r:id="rIdtukoksv4squp6rptyrt7a">
+            <w:hyperlink w:history="1" r:id="rIdtoorz9_1fg9mgocclrasl">
               <w:r>
                 <w:rPr>
                   <w:rFonts w:ascii="Arial" w:cs="Arial" w:eastAsia="Arial" w:hAnsi="Arial"/>
@@ -3548,7 +3548,7 @@
               <w:spacing w:after="10" w:before="0"/>
               <w:ind w:left="120"/>
             </w:pPr>
-            <w:hyperlink w:history="1" r:id="rIdwdfrmlkm0skfq54k5vpgq">
+            <w:hyperlink w:history="1" r:id="rIdgduxtnnrjfxpwcmamzehw">
               <w:r>
                 <w:rPr>
                   <w:rFonts w:ascii="Arial" w:cs="Arial" w:eastAsia="Arial" w:hAnsi="Arial"/>
@@ -3748,7 +3748,7 @@
             <w:pPr>
               <w:spacing w:after="20" w:before="0"/>
             </w:pPr>
-            <w:hyperlink w:history="1" r:id="rIdxz6y1k02kksznrtk5-ogu">
+            <w:hyperlink w:history="1" r:id="rIdiymsxmakgs5klylowwnoq">
               <w:r>
                 <w:rPr>
                   <w:rFonts w:ascii="Arial" w:cs="Arial" w:eastAsia="Arial" w:hAnsi="Arial"/>
@@ -3781,7 +3781,7 @@
               <w:spacing w:after="10" w:before="0"/>
               <w:ind w:left="120"/>
             </w:pPr>
-            <w:hyperlink w:history="1" r:id="rIdbxfrfx0ucbswfsmizpfl_">
+            <w:hyperlink w:history="1" r:id="rIdqtkt6y4pereqrn3h8hta9">
               <w:r>
                 <w:rPr>
                   <w:rFonts w:ascii="Arial" w:cs="Arial" w:eastAsia="Arial" w:hAnsi="Arial"/>
@@ -3826,7 +3826,7 @@
             <w:pPr>
               <w:spacing w:after="20" w:before="0"/>
             </w:pPr>
-            <w:hyperlink w:history="1" r:id="rIddj50okjejpxl-i9zbht6x">
+            <w:hyperlink w:history="1" r:id="rIda1tuof8fpjzuiw9uadrcm">
               <w:r>
                 <w:rPr>
                   <w:rFonts w:ascii="Arial" w:cs="Arial" w:eastAsia="Arial" w:hAnsi="Arial"/>
@@ -3859,7 +3859,7 @@
               <w:spacing w:after="10" w:before="0"/>
               <w:ind w:left="120"/>
             </w:pPr>
-            <w:hyperlink w:history="1" r:id="rIdqsxkkkmhgv6sfxgckblxz">
+            <w:hyperlink w:history="1" r:id="rIdfs3xneajehdlypwriuysw">
               <w:r>
                 <w:rPr>
                   <w:rFonts w:ascii="Arial" w:cs="Arial" w:eastAsia="Arial" w:hAnsi="Arial"/>
@@ -4059,7 +4059,7 @@
             <w:pPr>
               <w:spacing w:after="20" w:before="0"/>
             </w:pPr>
-            <w:hyperlink w:history="1" r:id="rId9rdtbwranfo1mwpvwfpd7">
+            <w:hyperlink w:history="1" r:id="rIdcrayefc4gtbuzuh1hmf8e">
               <w:r>
                 <w:rPr>
                   <w:rFonts w:ascii="Arial" w:cs="Arial" w:eastAsia="Arial" w:hAnsi="Arial"/>
@@ -4108,7 +4108,7 @@
               <w:spacing w:after="10" w:before="0"/>
               <w:ind w:left="120"/>
             </w:pPr>
-            <w:hyperlink w:history="1" r:id="rIddm7rjg8kj11af8hsaz1dv">
+            <w:hyperlink w:history="1" r:id="rIdsjyjky0w_l_rhowqru5r2">
               <w:r>
                 <w:rPr>
                   <w:rFonts w:ascii="Arial" w:cs="Arial" w:eastAsia="Arial" w:hAnsi="Arial"/>
@@ -4153,7 +4153,7 @@
             <w:pPr>
               <w:spacing w:after="20" w:before="0"/>
             </w:pPr>
-            <w:hyperlink w:history="1" r:id="rId-tlnf77yrnzcburydz8ig">
+            <w:hyperlink w:history="1" r:id="rIdnsl2nkpltu-tvqtg6zhzx">
               <w:r>
                 <w:rPr>
                   <w:rFonts w:ascii="Arial" w:cs="Arial" w:eastAsia="Arial" w:hAnsi="Arial"/>
@@ -4186,7 +4186,7 @@
               <w:spacing w:after="10" w:before="0"/>
               <w:ind w:left="120"/>
             </w:pPr>
-            <w:hyperlink w:history="1" r:id="rIdzrndmk4pvpst0du3stbmh">
+            <w:hyperlink w:history="1" r:id="rIdag-gwzuqypjeh2xdosez4">
               <w:r>
                 <w:rPr>
                   <w:rFonts w:ascii="Arial" w:cs="Arial" w:eastAsia="Arial" w:hAnsi="Arial"/>
@@ -4386,7 +4386,7 @@
             <w:pPr>
               <w:spacing w:after="20" w:before="0"/>
             </w:pPr>
-            <w:hyperlink w:history="1" r:id="rIdnerxotzcf-8ejmveto8bb">
+            <w:hyperlink w:history="1" r:id="rIdra4jbcyapbkhdzr_vzkjs">
               <w:r>
                 <w:rPr>
                   <w:rFonts w:ascii="Arial" w:cs="Arial" w:eastAsia="Arial" w:hAnsi="Arial"/>
@@ -4435,7 +4435,7 @@
               <w:spacing w:after="10" w:before="0"/>
               <w:ind w:left="120"/>
             </w:pPr>
-            <w:hyperlink w:history="1" r:id="rId8r9isv7j1ybraxxkt70nv">
+            <w:hyperlink w:history="1" r:id="rIdi0xrcqbtdasicgeodx6-9">
               <w:r>
                 <w:rPr>
                   <w:rFonts w:ascii="Arial" w:cs="Arial" w:eastAsia="Arial" w:hAnsi="Arial"/>
@@ -4480,7 +4480,7 @@
             <w:pPr>
               <w:spacing w:after="20" w:before="0"/>
             </w:pPr>
-            <w:hyperlink w:history="1" r:id="rId7rqlmsxm5eirs72javq1u">
+            <w:hyperlink w:history="1" r:id="rIdlgwbmqxtplm6r1wsln55l">
               <w:r>
                 <w:rPr>
                   <w:rFonts w:ascii="Arial" w:cs="Arial" w:eastAsia="Arial" w:hAnsi="Arial"/>
@@ -4513,7 +4513,7 @@
               <w:spacing w:after="10" w:before="0"/>
               <w:ind w:left="120"/>
             </w:pPr>
-            <w:hyperlink w:history="1" r:id="rIdljyzxuheu1_przvp13j0z">
+            <w:hyperlink w:history="1" r:id="rId3biblqt7nel6ymg0tkh75">
               <w:r>
                 <w:rPr>
                   <w:rFonts w:ascii="Arial" w:cs="Arial" w:eastAsia="Arial" w:hAnsi="Arial"/>
@@ -4713,7 +4713,7 @@
             <w:pPr>
               <w:spacing w:after="20" w:before="0"/>
             </w:pPr>
-            <w:hyperlink w:history="1" r:id="rIdsqh-epwljjqyumj7wsdpm">
+            <w:hyperlink w:history="1" r:id="rId9qf9oxohdihwmxzm46tmo">
               <w:r>
                 <w:rPr>
                   <w:rFonts w:ascii="Arial" w:cs="Arial" w:eastAsia="Arial" w:hAnsi="Arial"/>
@@ -4762,7 +4762,7 @@
               <w:spacing w:after="10" w:before="0"/>
               <w:ind w:left="120"/>
             </w:pPr>
-            <w:hyperlink w:history="1" r:id="rIdow4zewkfq9yusr8cwomon">
+            <w:hyperlink w:history="1" r:id="rIdx4zhk_sszj79l5wo7w2js">
               <w:r>
                 <w:rPr>
                   <w:rFonts w:ascii="Arial" w:cs="Arial" w:eastAsia="Arial" w:hAnsi="Arial"/>
@@ -4807,7 +4807,7 @@
             <w:pPr>
               <w:spacing w:after="20" w:before="0"/>
             </w:pPr>
-            <w:hyperlink w:history="1" r:id="rIdtz_dn9x6acmyl-iznbr6f">
+            <w:hyperlink w:history="1" r:id="rIdxnpvxm0ct34xmpqturck7">
               <w:r>
                 <w:rPr>
                   <w:rFonts w:ascii="Arial" w:cs="Arial" w:eastAsia="Arial" w:hAnsi="Arial"/>
@@ -4856,7 +4856,7 @@
               <w:spacing w:after="10" w:before="0"/>
               <w:ind w:left="120"/>
             </w:pPr>
-            <w:hyperlink w:history="1" r:id="rIdyrc0229gz0j6c19lyabnz">
+            <w:hyperlink w:history="1" r:id="rIdftfqyajbucta2ipwn_et8">
               <w:r>
                 <w:rPr>
                   <w:rFonts w:ascii="Arial" w:cs="Arial" w:eastAsia="Arial" w:hAnsi="Arial"/>
@@ -5381,7 +5381,7 @@
         </w:rPr>
         <w:t xml:space="preserve">© 2026 SeaVuria and ARES. Aligned with KICD objectives. Developed by SeaVuria; technical implementation by ARES (with AI assistance from Claude). Licensed under </w:t>
       </w:r>
-      <w:hyperlink w:history="1" r:id="rIde106lteqypb6i0gnjhh5f">
+      <w:hyperlink w:history="1" r:id="rIdg35ewak0l7xva8y56hvhj">
         <w:r>
           <w:rPr>
             <w:rFonts w:ascii="Arial" w:cs="Arial" w:eastAsia="Arial" w:hAnsi="Arial"/>
@@ -5402,7 +5402,7 @@
         </w:rPr>
         <w:t xml:space="preserve"> (</w:t>
       </w:r>
-      <w:hyperlink w:history="1" r:id="rIdpqnciac_imzwxilfqfwkd">
+      <w:hyperlink w:history="1" r:id="rIdk3hrj5amlw9ailvktkj17">
         <w:r>
           <w:rPr>
             <w:rFonts w:ascii="Arial" w:cs="Arial" w:eastAsia="Arial" w:hAnsi="Arial"/>
@@ -6442,7 +6442,7 @@
             <w:pPr>
               <w:spacing w:after="20" w:before="0"/>
             </w:pPr>
-            <w:hyperlink w:history="1" r:id="rIdtre_kakl96vmi-lv67_xx">
+            <w:hyperlink w:history="1" r:id="rIdhmlt7z2cujnnbr5pbr0xx">
               <w:r>
                 <w:rPr>
                   <w:rFonts w:ascii="Arial" w:cs="Arial" w:eastAsia="Arial" w:hAnsi="Arial"/>
@@ -6475,7 +6475,7 @@
               <w:spacing w:after="10" w:before="0"/>
               <w:ind w:left="120"/>
             </w:pPr>
-            <w:hyperlink w:history="1" r:id="rIdc0seiadnvp3l85ncrwub0">
+            <w:hyperlink w:history="1" r:id="rIdvaqhdiu6hxdu-2fvhqkxk">
               <w:r>
                 <w:rPr>
                   <w:rFonts w:ascii="Arial" w:cs="Arial" w:eastAsia="Arial" w:hAnsi="Arial"/>
@@ -6520,7 +6520,7 @@
             <w:pPr>
               <w:spacing w:after="20" w:before="0"/>
             </w:pPr>
-            <w:hyperlink w:history="1" r:id="rIdbelflt5ishjw7-utqic1s">
+            <w:hyperlink w:history="1" r:id="rIdykahg3wjph_n7mktomebi">
               <w:r>
                 <w:rPr>
                   <w:rFonts w:ascii="Arial" w:cs="Arial" w:eastAsia="Arial" w:hAnsi="Arial"/>
@@ -6553,7 +6553,7 @@
               <w:spacing w:after="10" w:before="0"/>
               <w:ind w:left="120"/>
             </w:pPr>
-            <w:hyperlink w:history="1" r:id="rIdujkwh31a-yngevh1vjznb">
+            <w:hyperlink w:history="1" r:id="rIdgiwq7g8lkcq8-7amfurig">
               <w:r>
                 <w:rPr>
                   <w:rFonts w:ascii="Arial" w:cs="Arial" w:eastAsia="Arial" w:hAnsi="Arial"/>
@@ -6753,7 +6753,7 @@
             <w:pPr>
               <w:spacing w:after="20" w:before="0"/>
             </w:pPr>
-            <w:hyperlink w:history="1" r:id="rIdsafjv7diwrkorb72towpi">
+            <w:hyperlink w:history="1" r:id="rId-hfamwbavlgli1engw-ao">
               <w:r>
                 <w:rPr>
                   <w:rFonts w:ascii="Arial" w:cs="Arial" w:eastAsia="Arial" w:hAnsi="Arial"/>
@@ -6786,7 +6786,7 @@
               <w:spacing w:after="10" w:before="0"/>
               <w:ind w:left="120"/>
             </w:pPr>
-            <w:hyperlink w:history="1" r:id="rIdhj9r-_m3kcu2yp3sr8prn">
+            <w:hyperlink w:history="1" r:id="rIdvqan9vohghzsq-dghondi">
               <w:r>
                 <w:rPr>
                   <w:rFonts w:ascii="Arial" w:cs="Arial" w:eastAsia="Arial" w:hAnsi="Arial"/>
@@ -6831,7 +6831,7 @@
             <w:pPr>
               <w:spacing w:after="20" w:before="0"/>
             </w:pPr>
-            <w:hyperlink w:history="1" r:id="rIduv5byfts3kxobx0gemoo_">
+            <w:hyperlink w:history="1" r:id="rId7ojdzk7eyykxzfmlaiskj">
               <w:r>
                 <w:rPr>
                   <w:rFonts w:ascii="Arial" w:cs="Arial" w:eastAsia="Arial" w:hAnsi="Arial"/>
@@ -6864,7 +6864,7 @@
               <w:spacing w:after="10" w:before="0"/>
               <w:ind w:left="120"/>
             </w:pPr>
-            <w:hyperlink w:history="1" r:id="rIdwbojpvwg3xspyjloi5its">
+            <w:hyperlink w:history="1" r:id="rIdj1ui5mfw270xb046lfsqh">
               <w:r>
                 <w:rPr>
                   <w:rFonts w:ascii="Arial" w:cs="Arial" w:eastAsia="Arial" w:hAnsi="Arial"/>
@@ -7064,7 +7064,7 @@
             <w:pPr>
               <w:spacing w:after="20" w:before="0"/>
             </w:pPr>
-            <w:hyperlink w:history="1" r:id="rIdig-bah9yw64mdstjvxekg">
+            <w:hyperlink w:history="1" r:id="rId2ck21lfolnwnbonlkqqoq">
               <w:r>
                 <w:rPr>
                   <w:rFonts w:ascii="Arial" w:cs="Arial" w:eastAsia="Arial" w:hAnsi="Arial"/>
@@ -7097,7 +7097,7 @@
               <w:spacing w:after="10" w:before="0"/>
               <w:ind w:left="120"/>
             </w:pPr>
-            <w:hyperlink w:history="1" r:id="rId_nbulhpmxlhvnjpk-m4fy">
+            <w:hyperlink w:history="1" r:id="rIdx8md9bginjsoefnjly3fb">
               <w:r>
                 <w:rPr>
                   <w:rFonts w:ascii="Arial" w:cs="Arial" w:eastAsia="Arial" w:hAnsi="Arial"/>
@@ -7142,7 +7142,7 @@
             <w:pPr>
               <w:spacing w:after="20" w:before="0"/>
             </w:pPr>
-            <w:hyperlink w:history="1" r:id="rIdkqwpcm47ychgd0oiu1ttv">
+            <w:hyperlink w:history="1" r:id="rId_oqwztgl700dwlcbgwb_v">
               <w:r>
                 <w:rPr>
                   <w:rFonts w:ascii="Arial" w:cs="Arial" w:eastAsia="Arial" w:hAnsi="Arial"/>
@@ -7175,7 +7175,7 @@
               <w:spacing w:after="10" w:before="0"/>
               <w:ind w:left="120"/>
             </w:pPr>
-            <w:hyperlink w:history="1" r:id="rId4m6kppaydepdlmiyqbl7j">
+            <w:hyperlink w:history="1" r:id="rIdrhwj_z6zjtd_6vf_nfbak">
               <w:r>
                 <w:rPr>
                   <w:rFonts w:ascii="Arial" w:cs="Arial" w:eastAsia="Arial" w:hAnsi="Arial"/>
@@ -7375,7 +7375,7 @@
             <w:pPr>
               <w:spacing w:after="20" w:before="0"/>
             </w:pPr>
-            <w:hyperlink w:history="1" r:id="rIduchli6kroslax3fyl81ux">
+            <w:hyperlink w:history="1" r:id="rIdghpeezx7qoxakm7nxkqrt">
               <w:r>
                 <w:rPr>
                   <w:rFonts w:ascii="Arial" w:cs="Arial" w:eastAsia="Arial" w:hAnsi="Arial"/>
@@ -7408,7 +7408,7 @@
               <w:spacing w:after="10" w:before="0"/>
               <w:ind w:left="120"/>
             </w:pPr>
-            <w:hyperlink w:history="1" r:id="rIdw4h3n28wrawqvs-drpz8w">
+            <w:hyperlink w:history="1" r:id="rIdbfauqsw12zdlp_qjihzl_">
               <w:r>
                 <w:rPr>
                   <w:rFonts w:ascii="Arial" w:cs="Arial" w:eastAsia="Arial" w:hAnsi="Arial"/>
@@ -7453,7 +7453,7 @@
             <w:pPr>
               <w:spacing w:after="20" w:before="0"/>
             </w:pPr>
-            <w:hyperlink w:history="1" r:id="rIdhyxxvrck8dnyynna71r9j">
+            <w:hyperlink w:history="1" r:id="rIdrygbn5ovznontlvu7eswr">
               <w:r>
                 <w:rPr>
                   <w:rFonts w:ascii="Arial" w:cs="Arial" w:eastAsia="Arial" w:hAnsi="Arial"/>
@@ -7486,7 +7486,7 @@
               <w:spacing w:after="10" w:before="0"/>
               <w:ind w:left="120"/>
             </w:pPr>
-            <w:hyperlink w:history="1" r:id="rIdeorucggqwmwbuo-2y_yer">
+            <w:hyperlink w:history="1" r:id="rIdzksyvslxidatyy0cxgx40">
               <w:r>
                 <w:rPr>
                   <w:rFonts w:ascii="Arial" w:cs="Arial" w:eastAsia="Arial" w:hAnsi="Arial"/>
@@ -7686,7 +7686,7 @@
             <w:pPr>
               <w:spacing w:after="20" w:before="0"/>
             </w:pPr>
-            <w:hyperlink w:history="1" r:id="rIdriq4r_adamrzrqwqcdptq">
+            <w:hyperlink w:history="1" r:id="rIdb2grcgr9p_fxw_a2utwxi">
               <w:r>
                 <w:rPr>
                   <w:rFonts w:ascii="Arial" w:cs="Arial" w:eastAsia="Arial" w:hAnsi="Arial"/>
@@ -7735,7 +7735,7 @@
               <w:spacing w:after="10" w:before="0"/>
               <w:ind w:left="120"/>
             </w:pPr>
-            <w:hyperlink w:history="1" r:id="rIdm7jrkgdvld5rnlbpv43dm">
+            <w:hyperlink w:history="1" r:id="rIdhv0aoz5qqzklyr7mknqu1">
               <w:r>
                 <w:rPr>
                   <w:rFonts w:ascii="Arial" w:cs="Arial" w:eastAsia="Arial" w:hAnsi="Arial"/>
@@ -7780,7 +7780,7 @@
             <w:pPr>
               <w:spacing w:after="20" w:before="0"/>
             </w:pPr>
-            <w:hyperlink w:history="1" r:id="rIdnrikdto77s-kjkda_bkvv">
+            <w:hyperlink w:history="1" r:id="rIdf6soop4btv20s3figo8vl">
               <w:r>
                 <w:rPr>
                   <w:rFonts w:ascii="Arial" w:cs="Arial" w:eastAsia="Arial" w:hAnsi="Arial"/>
@@ -7813,7 +7813,7 @@
               <w:spacing w:after="10" w:before="0"/>
               <w:ind w:left="120"/>
             </w:pPr>
-            <w:hyperlink w:history="1" r:id="rIdpubm3u96f7pptcc09cyxy">
+            <w:hyperlink w:history="1" r:id="rId6wghyhb9ghq3pbvekqsc4">
               <w:r>
                 <w:rPr>
                   <w:rFonts w:ascii="Arial" w:cs="Arial" w:eastAsia="Arial" w:hAnsi="Arial"/>
@@ -8338,7 +8338,7 @@
         </w:rPr>
         <w:t xml:space="preserve">© 2026 SeaVuria and ARES. Aligned with KICD objectives. Developed by SeaVuria; technical implementation by ARES (with AI assistance from Claude). Licensed under </w:t>
       </w:r>
-      <w:hyperlink w:history="1" r:id="rIdqahhadejulbly9b1uxncd">
+      <w:hyperlink w:history="1" r:id="rIdzggei3tq2kww1hxaz0m3l">
         <w:r>
           <w:rPr>
             <w:rFonts w:ascii="Arial" w:cs="Arial" w:eastAsia="Arial" w:hAnsi="Arial"/>
@@ -8359,7 +8359,7 @@
         </w:rPr>
         <w:t xml:space="preserve"> (</w:t>
       </w:r>
-      <w:hyperlink w:history="1" r:id="rIds-0uecw6ftb9hbtqg706g">
+      <w:hyperlink w:history="1" r:id="rIdv_szhvn89w9cgumgkr2pt">
         <w:r>
           <w:rPr>
             <w:rFonts w:ascii="Arial" w:cs="Arial" w:eastAsia="Arial" w:hAnsi="Arial"/>
@@ -9399,7 +9399,7 @@
             <w:pPr>
               <w:spacing w:after="20" w:before="0"/>
             </w:pPr>
-            <w:hyperlink w:history="1" r:id="rIdxq4l-io03mtb9qyx7zuj9">
+            <w:hyperlink w:history="1" r:id="rIdohxxaui9gguxeqzv8yusk">
               <w:r>
                 <w:rPr>
                   <w:rFonts w:ascii="Arial" w:cs="Arial" w:eastAsia="Arial" w:hAnsi="Arial"/>
@@ -9432,7 +9432,7 @@
               <w:spacing w:after="10" w:before="0"/>
               <w:ind w:left="120"/>
             </w:pPr>
-            <w:hyperlink w:history="1" r:id="rIdgrurl9vb1ifg-ettvktei">
+            <w:hyperlink w:history="1" r:id="rIdbhfjj6qegnx9awukkfyon">
               <w:r>
                 <w:rPr>
                   <w:rFonts w:ascii="Arial" w:cs="Arial" w:eastAsia="Arial" w:hAnsi="Arial"/>
@@ -9477,7 +9477,7 @@
             <w:pPr>
               <w:spacing w:after="20" w:before="0"/>
             </w:pPr>
-            <w:hyperlink w:history="1" r:id="rIdxtokk6tkfsoqs66idcagq">
+            <w:hyperlink w:history="1" r:id="rIdnusgkhxnxaz-801rnogy9">
               <w:r>
                 <w:rPr>
                   <w:rFonts w:ascii="Arial" w:cs="Arial" w:eastAsia="Arial" w:hAnsi="Arial"/>
@@ -9510,7 +9510,7 @@
               <w:spacing w:after="10" w:before="0"/>
               <w:ind w:left="120"/>
             </w:pPr>
-            <w:hyperlink w:history="1" r:id="rIdkvofjpt-zmvbq3inpzj5s">
+            <w:hyperlink w:history="1" r:id="rIdj6241bpt4_vlarf11psd-">
               <w:r>
                 <w:rPr>
                   <w:rFonts w:ascii="Arial" w:cs="Arial" w:eastAsia="Arial" w:hAnsi="Arial"/>
@@ -9710,7 +9710,7 @@
             <w:pPr>
               <w:spacing w:after="20" w:before="0"/>
             </w:pPr>
-            <w:hyperlink w:history="1" r:id="rId0xutjlz7_rfarcztirisu">
+            <w:hyperlink w:history="1" r:id="rIdc9giqeb4inm8pqgjyfc3g">
               <w:r>
                 <w:rPr>
                   <w:rFonts w:ascii="Arial" w:cs="Arial" w:eastAsia="Arial" w:hAnsi="Arial"/>
@@ -9743,7 +9743,7 @@
               <w:spacing w:after="10" w:before="0"/>
               <w:ind w:left="120"/>
             </w:pPr>
-            <w:hyperlink w:history="1" r:id="rIdz7afcgy6c9gtuqy2weqx5">
+            <w:hyperlink w:history="1" r:id="rIdzphaichrnx951ymrzklpb">
               <w:r>
                 <w:rPr>
                   <w:rFonts w:ascii="Arial" w:cs="Arial" w:eastAsia="Arial" w:hAnsi="Arial"/>
@@ -9788,7 +9788,7 @@
             <w:pPr>
               <w:spacing w:after="20" w:before="0"/>
             </w:pPr>
-            <w:hyperlink w:history="1" r:id="rId5q7hbesli_kfqrzbkqxmz">
+            <w:hyperlink w:history="1" r:id="rIdfblmpxsgjl5q0jzcarjxp">
               <w:r>
                 <w:rPr>
                   <w:rFonts w:ascii="Arial" w:cs="Arial" w:eastAsia="Arial" w:hAnsi="Arial"/>
@@ -9821,7 +9821,7 @@
               <w:spacing w:after="10" w:before="0"/>
               <w:ind w:left="120"/>
             </w:pPr>
-            <w:hyperlink w:history="1" r:id="rIdthwdchmm4ywwh4raipuzu">
+            <w:hyperlink w:history="1" r:id="rIdnrz6p9udeetxernvwyyg8">
               <w:r>
                 <w:rPr>
                   <w:rFonts w:ascii="Arial" w:cs="Arial" w:eastAsia="Arial" w:hAnsi="Arial"/>
@@ -10021,7 +10021,7 @@
             <w:pPr>
               <w:spacing w:after="20" w:before="0"/>
             </w:pPr>
-            <w:hyperlink w:history="1" r:id="rIdcrqxm_6yrob_itnu28f2i">
+            <w:hyperlink w:history="1" r:id="rIdfq04flk9jllfubbmlxgxe">
               <w:r>
                 <w:rPr>
                   <w:rFonts w:ascii="Arial" w:cs="Arial" w:eastAsia="Arial" w:hAnsi="Arial"/>
@@ -10054,7 +10054,7 @@
               <w:spacing w:after="10" w:before="0"/>
               <w:ind w:left="120"/>
             </w:pPr>
-            <w:hyperlink w:history="1" r:id="rIdmabbboyeqhzyil_a9uful">
+            <w:hyperlink w:history="1" r:id="rIdbkovscizh475cue6akdzm">
               <w:r>
                 <w:rPr>
                   <w:rFonts w:ascii="Arial" w:cs="Arial" w:eastAsia="Arial" w:hAnsi="Arial"/>
@@ -10099,7 +10099,7 @@
             <w:pPr>
               <w:spacing w:after="20" w:before="0"/>
             </w:pPr>
-            <w:hyperlink w:history="1" r:id="rIddj6kvm9s-fj88kcg3nia8">
+            <w:hyperlink w:history="1" r:id="rIdbr5ioq8rz_b7gnjoxqqpk">
               <w:r>
                 <w:rPr>
                   <w:rFonts w:ascii="Arial" w:cs="Arial" w:eastAsia="Arial" w:hAnsi="Arial"/>
@@ -10132,7 +10132,7 @@
               <w:spacing w:after="10" w:before="0"/>
               <w:ind w:left="120"/>
             </w:pPr>
-            <w:hyperlink w:history="1" r:id="rIdcvmo3rlwru67zitko6soo">
+            <w:hyperlink w:history="1" r:id="rIdofjciu6j9esyzgq_zry-x">
               <w:r>
                 <w:rPr>
                   <w:rFonts w:ascii="Arial" w:cs="Arial" w:eastAsia="Arial" w:hAnsi="Arial"/>
@@ -10332,7 +10332,7 @@
             <w:pPr>
               <w:spacing w:after="20" w:before="0"/>
             </w:pPr>
-            <w:hyperlink w:history="1" r:id="rId-y8swdkhcvbhgiano5u3a">
+            <w:hyperlink w:history="1" r:id="rIdo1y9jpkt2vprc8gi_0ial">
               <w:r>
                 <w:rPr>
                   <w:rFonts w:ascii="Arial" w:cs="Arial" w:eastAsia="Arial" w:hAnsi="Arial"/>
@@ -10365,7 +10365,7 @@
               <w:spacing w:after="10" w:before="0"/>
               <w:ind w:left="120"/>
             </w:pPr>
-            <w:hyperlink w:history="1" r:id="rId6_bdu-s3cmvk9-k0km7ki">
+            <w:hyperlink w:history="1" r:id="rIdq7ligbzd0jyo4a_fooukl">
               <w:r>
                 <w:rPr>
                   <w:rFonts w:ascii="Arial" w:cs="Arial" w:eastAsia="Arial" w:hAnsi="Arial"/>
@@ -10410,7 +10410,7 @@
             <w:pPr>
               <w:spacing w:after="20" w:before="0"/>
             </w:pPr>
-            <w:hyperlink w:history="1" r:id="rId6sgu9_oghjq7u0l8exfaq">
+            <w:hyperlink w:history="1" r:id="rId8g8nqxfu88a0tzc9por-8">
               <w:r>
                 <w:rPr>
                   <w:rFonts w:ascii="Arial" w:cs="Arial" w:eastAsia="Arial" w:hAnsi="Arial"/>
@@ -10443,7 +10443,7 @@
               <w:spacing w:after="10" w:before="0"/>
               <w:ind w:left="120"/>
             </w:pPr>
-            <w:hyperlink w:history="1" r:id="rIdhwbcynvzinuxke7agxouc">
+            <w:hyperlink w:history="1" r:id="rId32vholypua7rtw3bgvwgm">
               <w:r>
                 <w:rPr>
                   <w:rFonts w:ascii="Arial" w:cs="Arial" w:eastAsia="Arial" w:hAnsi="Arial"/>
@@ -10643,7 +10643,7 @@
             <w:pPr>
               <w:spacing w:after="20" w:before="0"/>
             </w:pPr>
-            <w:hyperlink w:history="1" r:id="rId49v5gztjtrghgu8rj4d9i">
+            <w:hyperlink w:history="1" r:id="rIduvycgcxcw2sy6umz2zkha">
               <w:r>
                 <w:rPr>
                   <w:rFonts w:ascii="Arial" w:cs="Arial" w:eastAsia="Arial" w:hAnsi="Arial"/>
@@ -10692,7 +10692,7 @@
               <w:spacing w:after="10" w:before="0"/>
               <w:ind w:left="120"/>
             </w:pPr>
-            <w:hyperlink w:history="1" r:id="rIdxhziaf2gybwbdbkhs9oux">
+            <w:hyperlink w:history="1" r:id="rId4xwusypsuw4gziscoqzij">
               <w:r>
                 <w:rPr>
                   <w:rFonts w:ascii="Arial" w:cs="Arial" w:eastAsia="Arial" w:hAnsi="Arial"/>
@@ -10737,7 +10737,7 @@
             <w:pPr>
               <w:spacing w:after="20" w:before="0"/>
             </w:pPr>
-            <w:hyperlink w:history="1" r:id="rIdrbcmtjtewpacsyossvvla">
+            <w:hyperlink w:history="1" r:id="rIdj1hnmlvrrzqdc67iu0_1h">
               <w:r>
                 <w:rPr>
                   <w:rFonts w:ascii="Arial" w:cs="Arial" w:eastAsia="Arial" w:hAnsi="Arial"/>
@@ -10770,7 +10770,7 @@
               <w:spacing w:after="10" w:before="0"/>
               <w:ind w:left="120"/>
             </w:pPr>
-            <w:hyperlink w:history="1" r:id="rIdtpclg0pwv47b7imvl-0bk">
+            <w:hyperlink w:history="1" r:id="rId7jgnoiqoyqc0nn0lotbzw">
               <w:r>
                 <w:rPr>
                   <w:rFonts w:ascii="Arial" w:cs="Arial" w:eastAsia="Arial" w:hAnsi="Arial"/>
@@ -11295,7 +11295,7 @@
         </w:rPr>
         <w:t xml:space="preserve">© 2026 SeaVuria and ARES. Aligned with KICD objectives. Developed by SeaVuria; technical implementation by ARES (with AI assistance from Claude). Licensed under </w:t>
       </w:r>
-      <w:hyperlink w:history="1" r:id="rIdzozchmlqvptqdx9gqxkvq">
+      <w:hyperlink w:history="1" r:id="rId1umtbgwvlzkdh10srd-vq">
         <w:r>
           <w:rPr>
             <w:rFonts w:ascii="Arial" w:cs="Arial" w:eastAsia="Arial" w:hAnsi="Arial"/>
@@ -11316,7 +11316,7 @@
         </w:rPr>
         <w:t xml:space="preserve"> (</w:t>
       </w:r>
-      <w:hyperlink w:history="1" r:id="rIdo_5n1djv2yt3g7zgqksvb">
+      <w:hyperlink w:history="1" r:id="rIdg3khnj10unf-g4bvo_fbz">
         <w:r>
           <w:rPr>
             <w:rFonts w:ascii="Arial" w:cs="Arial" w:eastAsia="Arial" w:hAnsi="Arial"/>
@@ -12356,7 +12356,7 @@
             <w:pPr>
               <w:spacing w:after="20" w:before="0"/>
             </w:pPr>
-            <w:hyperlink w:history="1" r:id="rIduuazq1f6cuvhipp_6-6jk">
+            <w:hyperlink w:history="1" r:id="rIdfy6hv9cnaergt2h8t9fyx">
               <w:r>
                 <w:rPr>
                   <w:rFonts w:ascii="Arial" w:cs="Arial" w:eastAsia="Arial" w:hAnsi="Arial"/>
@@ -12389,7 +12389,7 @@
               <w:spacing w:after="10" w:before="0"/>
               <w:ind w:left="120"/>
             </w:pPr>
-            <w:hyperlink w:history="1" r:id="rIdd_ihsb479zifxyjbsmnyg">
+            <w:hyperlink w:history="1" r:id="rId1l7hlhmtfl7zuu_bbuxew">
               <w:r>
                 <w:rPr>
                   <w:rFonts w:ascii="Arial" w:cs="Arial" w:eastAsia="Arial" w:hAnsi="Arial"/>
@@ -12434,7 +12434,7 @@
             <w:pPr>
               <w:spacing w:after="20" w:before="0"/>
             </w:pPr>
-            <w:hyperlink w:history="1" r:id="rIdyhy-ktyd5erfwgfssxioy">
+            <w:hyperlink w:history="1" r:id="rIduxzqh6-2z6m3hcq5kayjf">
               <w:r>
                 <w:rPr>
                   <w:rFonts w:ascii="Arial" w:cs="Arial" w:eastAsia="Arial" w:hAnsi="Arial"/>
@@ -12467,7 +12467,7 @@
               <w:spacing w:after="10" w:before="0"/>
               <w:ind w:left="120"/>
             </w:pPr>
-            <w:hyperlink w:history="1" r:id="rIdryudanjtgudtfdk3ltmoh">
+            <w:hyperlink w:history="1" r:id="rIdijgidnptkwvsnqhgfkwjk">
               <w:r>
                 <w:rPr>
                   <w:rFonts w:ascii="Arial" w:cs="Arial" w:eastAsia="Arial" w:hAnsi="Arial"/>
@@ -12667,7 +12667,7 @@
             <w:pPr>
               <w:spacing w:after="20" w:before="0"/>
             </w:pPr>
-            <w:hyperlink w:history="1" r:id="rIdpkjc5kh9h6195mq942fgk">
+            <w:hyperlink w:history="1" r:id="rIdfgmnsiufnmvd-eikthlu3">
               <w:r>
                 <w:rPr>
                   <w:rFonts w:ascii="Arial" w:cs="Arial" w:eastAsia="Arial" w:hAnsi="Arial"/>
@@ -12700,7 +12700,7 @@
               <w:spacing w:after="10" w:before="0"/>
               <w:ind w:left="120"/>
             </w:pPr>
-            <w:hyperlink w:history="1" r:id="rId4jzr1mhvsgc8ko9-9yxrn">
+            <w:hyperlink w:history="1" r:id="rId4u-gmsrbjl2d0q-kclrmx">
               <w:r>
                 <w:rPr>
                   <w:rFonts w:ascii="Arial" w:cs="Arial" w:eastAsia="Arial" w:hAnsi="Arial"/>
@@ -12745,7 +12745,7 @@
             <w:pPr>
               <w:spacing w:after="20" w:before="0"/>
             </w:pPr>
-            <w:hyperlink w:history="1" r:id="rIdc2oqt9yjr0nmjqhaulxai">
+            <w:hyperlink w:history="1" r:id="rId-ns8dg8n1_c3rkmorhyjl">
               <w:r>
                 <w:rPr>
                   <w:rFonts w:ascii="Arial" w:cs="Arial" w:eastAsia="Arial" w:hAnsi="Arial"/>
@@ -12778,7 +12778,7 @@
               <w:spacing w:after="10" w:before="0"/>
               <w:ind w:left="120"/>
             </w:pPr>
-            <w:hyperlink w:history="1" r:id="rIduoupd09pnm0ebkgv7mxlz">
+            <w:hyperlink w:history="1" r:id="rId8mdke-brmpfmo_0xreynf">
               <w:r>
                 <w:rPr>
                   <w:rFonts w:ascii="Arial" w:cs="Arial" w:eastAsia="Arial" w:hAnsi="Arial"/>
@@ -12978,7 +12978,7 @@
             <w:pPr>
               <w:spacing w:after="20" w:before="0"/>
             </w:pPr>
-            <w:hyperlink w:history="1" r:id="rIdxc7mgpen69_ovop5lkcs-">
+            <w:hyperlink w:history="1" r:id="rIdia1cqp8vhc5isckgw96cz">
               <w:r>
                 <w:rPr>
                   <w:rFonts w:ascii="Arial" w:cs="Arial" w:eastAsia="Arial" w:hAnsi="Arial"/>
@@ -13027,7 +13027,7 @@
               <w:spacing w:after="10" w:before="0"/>
               <w:ind w:left="120"/>
             </w:pPr>
-            <w:hyperlink w:history="1" r:id="rIdtjj1b597qyjdy90bjybjy">
+            <w:hyperlink w:history="1" r:id="rIdxup_lswfhtrh0iyuy6z1c">
               <w:r>
                 <w:rPr>
                   <w:rFonts w:ascii="Arial" w:cs="Arial" w:eastAsia="Arial" w:hAnsi="Arial"/>
@@ -13072,7 +13072,7 @@
             <w:pPr>
               <w:spacing w:after="20" w:before="0"/>
             </w:pPr>
-            <w:hyperlink w:history="1" r:id="rId2f1m1cqwj694axi6znrbk">
+            <w:hyperlink w:history="1" r:id="rIdjjsyidiibrh88t_z_bd6h">
               <w:r>
                 <w:rPr>
                   <w:rFonts w:ascii="Arial" w:cs="Arial" w:eastAsia="Arial" w:hAnsi="Arial"/>
@@ -13105,7 +13105,7 @@
               <w:spacing w:after="10" w:before="0"/>
               <w:ind w:left="120"/>
             </w:pPr>
-            <w:hyperlink w:history="1" r:id="rId2ifpq5an8kolrg1ad_iod">
+            <w:hyperlink w:history="1" r:id="rIdcga_eboboi5uda_xdcavm">
               <w:r>
                 <w:rPr>
                   <w:rFonts w:ascii="Arial" w:cs="Arial" w:eastAsia="Arial" w:hAnsi="Arial"/>
@@ -13305,7 +13305,7 @@
             <w:pPr>
               <w:spacing w:after="20" w:before="0"/>
             </w:pPr>
-            <w:hyperlink w:history="1" r:id="rIdbq1s9wd1zelrdkvqnhog_">
+            <w:hyperlink w:history="1" r:id="rIdusxnqs_ykbpgnbg3vfxyb">
               <w:r>
                 <w:rPr>
                   <w:rFonts w:ascii="Arial" w:cs="Arial" w:eastAsia="Arial" w:hAnsi="Arial"/>
@@ -13354,7 +13354,7 @@
               <w:spacing w:after="10" w:before="0"/>
               <w:ind w:left="120"/>
             </w:pPr>
-            <w:hyperlink w:history="1" r:id="rIdipx4pakxn_g8lnq5o5vvv">
+            <w:hyperlink w:history="1" r:id="rIdo9nlybrabrvv9cljgmbat">
               <w:r>
                 <w:rPr>
                   <w:rFonts w:ascii="Arial" w:cs="Arial" w:eastAsia="Arial" w:hAnsi="Arial"/>
@@ -13399,7 +13399,7 @@
             <w:pPr>
               <w:spacing w:after="20" w:before="0"/>
             </w:pPr>
-            <w:hyperlink w:history="1" r:id="rIdyapxgfme7zi5bzjt2yqyg">
+            <w:hyperlink w:history="1" r:id="rId41rhq6bt6xvkwzswxzham">
               <w:r>
                 <w:rPr>
                   <w:rFonts w:ascii="Arial" w:cs="Arial" w:eastAsia="Arial" w:hAnsi="Arial"/>
@@ -13432,7 +13432,7 @@
               <w:spacing w:after="10" w:before="0"/>
               <w:ind w:left="120"/>
             </w:pPr>
-            <w:hyperlink w:history="1" r:id="rIdw8k9jzwyckroa7ilocpfu">
+            <w:hyperlink w:history="1" r:id="rIdsmxr1ufujy1jugsqz1y9w">
               <w:r>
                 <w:rPr>
                   <w:rFonts w:ascii="Arial" w:cs="Arial" w:eastAsia="Arial" w:hAnsi="Arial"/>
@@ -13632,7 +13632,7 @@
             <w:pPr>
               <w:spacing w:after="20" w:before="0"/>
             </w:pPr>
-            <w:hyperlink w:history="1" r:id="rIdafymns4vung16eg2szd6m">
+            <w:hyperlink w:history="1" r:id="rIdkbsgdtnbzbdnzv4rcinpd">
               <w:r>
                 <w:rPr>
                   <w:rFonts w:ascii="Arial" w:cs="Arial" w:eastAsia="Arial" w:hAnsi="Arial"/>
@@ -13681,7 +13681,7 @@
               <w:spacing w:after="10" w:before="0"/>
               <w:ind w:left="120"/>
             </w:pPr>
-            <w:hyperlink w:history="1" r:id="rId8gkxdyfiao2hszhqfggbe">
+            <w:hyperlink w:history="1" r:id="rId_m43zduuuzsu-4bdk9vky">
               <w:r>
                 <w:rPr>
                   <w:rFonts w:ascii="Arial" w:cs="Arial" w:eastAsia="Arial" w:hAnsi="Arial"/>
@@ -13726,7 +13726,7 @@
             <w:pPr>
               <w:spacing w:after="20" w:before="0"/>
             </w:pPr>
-            <w:hyperlink w:history="1" r:id="rId6jsfcrrteskgg9btmlacg">
+            <w:hyperlink w:history="1" r:id="rId_8efzfdyzttb56q7jwk_q">
               <w:r>
                 <w:rPr>
                   <w:rFonts w:ascii="Arial" w:cs="Arial" w:eastAsia="Arial" w:hAnsi="Arial"/>
@@ -13775,7 +13775,7 @@
               <w:spacing w:after="10" w:before="0"/>
               <w:ind w:left="120"/>
             </w:pPr>
-            <w:hyperlink w:history="1" r:id="rIdkgncu6k96vl-hk7vsmwr8">
+            <w:hyperlink w:history="1" r:id="rId5zn1mmnxk_6u_lql8ks4u">
               <w:r>
                 <w:rPr>
                   <w:rFonts w:ascii="Arial" w:cs="Arial" w:eastAsia="Arial" w:hAnsi="Arial"/>
@@ -14300,7 +14300,7 @@
         </w:rPr>
         <w:t xml:space="preserve">© 2026 SeaVuria and ARES. Aligned with KICD objectives. Developed by SeaVuria; technical implementation by ARES (with AI assistance from Claude). Licensed under </w:t>
       </w:r>
-      <w:hyperlink w:history="1" r:id="rIdhogp3gakpvy0lzrgvb2ht">
+      <w:hyperlink w:history="1" r:id="rIdqbktppcwsutjmozexcffi">
         <w:r>
           <w:rPr>
             <w:rFonts w:ascii="Arial" w:cs="Arial" w:eastAsia="Arial" w:hAnsi="Arial"/>
@@ -14321,7 +14321,7 @@
         </w:rPr>
         <w:t xml:space="preserve"> (</w:t>
       </w:r>
-      <w:hyperlink w:history="1" r:id="rIdtfh2qtuavm2l5cwp0fr9a">
+      <w:hyperlink w:history="1" r:id="rId1ruucd2soe7iaflh1pxcm">
         <w:r>
           <w:rPr>
             <w:rFonts w:ascii="Arial" w:cs="Arial" w:eastAsia="Arial" w:hAnsi="Arial"/>
@@ -15361,7 +15361,7 @@
             <w:pPr>
               <w:spacing w:after="20" w:before="0"/>
             </w:pPr>
-            <w:hyperlink w:history="1" r:id="rId6pk_qiicqkyaiizt-8zts">
+            <w:hyperlink w:history="1" r:id="rIdnwp65jnol1qacu41y6xh4">
               <w:r>
                 <w:rPr>
                   <w:rFonts w:ascii="Arial" w:cs="Arial" w:eastAsia="Arial" w:hAnsi="Arial"/>
@@ -15394,7 +15394,7 @@
               <w:spacing w:after="10" w:before="0"/>
               <w:ind w:left="120"/>
             </w:pPr>
-            <w:hyperlink w:history="1" r:id="rIdyjulsy0skcizqe8_k7nxh">
+            <w:hyperlink w:history="1" r:id="rIdkmaclcbcjvonwgxrdar9m">
               <w:r>
                 <w:rPr>
                   <w:rFonts w:ascii="Arial" w:cs="Arial" w:eastAsia="Arial" w:hAnsi="Arial"/>
@@ -15439,7 +15439,7 @@
             <w:pPr>
               <w:spacing w:after="20" w:before="0"/>
             </w:pPr>
-            <w:hyperlink w:history="1" r:id="rIdkpvvkeumdp4yl2qmb_siu">
+            <w:hyperlink w:history="1" r:id="rId01bzopbxsyadd88bz5guk">
               <w:r>
                 <w:rPr>
                   <w:rFonts w:ascii="Arial" w:cs="Arial" w:eastAsia="Arial" w:hAnsi="Arial"/>
@@ -15472,7 +15472,7 @@
               <w:spacing w:after="10" w:before="0"/>
               <w:ind w:left="120"/>
             </w:pPr>
-            <w:hyperlink w:history="1" r:id="rId8hviyjiqzavtlcq0pxuks">
+            <w:hyperlink w:history="1" r:id="rIdufbmpkyzhec_6tymf30o0">
               <w:r>
                 <w:rPr>
                   <w:rFonts w:ascii="Arial" w:cs="Arial" w:eastAsia="Arial" w:hAnsi="Arial"/>
@@ -15672,7 +15672,7 @@
             <w:pPr>
               <w:spacing w:after="20" w:before="0"/>
             </w:pPr>
-            <w:hyperlink w:history="1" r:id="rId4okahzby1cq253qdzlg4n">
+            <w:hyperlink w:history="1" r:id="rId9exemjbeikei5cdau1poz">
               <w:r>
                 <w:rPr>
                   <w:rFonts w:ascii="Arial" w:cs="Arial" w:eastAsia="Arial" w:hAnsi="Arial"/>
@@ -15705,7 +15705,7 @@
               <w:spacing w:after="10" w:before="0"/>
               <w:ind w:left="120"/>
             </w:pPr>
-            <w:hyperlink w:history="1" r:id="rIdinnmjd_e5qmgoemoxv2fx">
+            <w:hyperlink w:history="1" r:id="rIdudebwqi2owfice1lsryhp">
               <w:r>
                 <w:rPr>
                   <w:rFonts w:ascii="Arial" w:cs="Arial" w:eastAsia="Arial" w:hAnsi="Arial"/>
@@ -15750,7 +15750,7 @@
             <w:pPr>
               <w:spacing w:after="20" w:before="0"/>
             </w:pPr>
-            <w:hyperlink w:history="1" r:id="rIdtfd4977ll9on4yj-fruqp">
+            <w:hyperlink w:history="1" r:id="rIdsfmkspabxsfp3onqi7yda">
               <w:r>
                 <w:rPr>
                   <w:rFonts w:ascii="Arial" w:cs="Arial" w:eastAsia="Arial" w:hAnsi="Arial"/>
@@ -15783,7 +15783,7 @@
               <w:spacing w:after="10" w:before="0"/>
               <w:ind w:left="120"/>
             </w:pPr>
-            <w:hyperlink w:history="1" r:id="rIdlsa5qhhwhtcs_tciqsxgx">
+            <w:hyperlink w:history="1" r:id="rIda95pouxa9zmxhpnpn_cjs">
               <w:r>
                 <w:rPr>
                   <w:rFonts w:ascii="Arial" w:cs="Arial" w:eastAsia="Arial" w:hAnsi="Arial"/>
@@ -15983,7 +15983,7 @@
             <w:pPr>
               <w:spacing w:after="20" w:before="0"/>
             </w:pPr>
-            <w:hyperlink w:history="1" r:id="rId0pu4biq8s6buijb9ij8uq">
+            <w:hyperlink w:history="1" r:id="rIdflg-verypvtah3xtjeax2">
               <w:r>
                 <w:rPr>
                   <w:rFonts w:ascii="Arial" w:cs="Arial" w:eastAsia="Arial" w:hAnsi="Arial"/>
@@ -16016,7 +16016,7 @@
               <w:spacing w:after="10" w:before="0"/>
               <w:ind w:left="120"/>
             </w:pPr>
-            <w:hyperlink w:history="1" r:id="rIdlmgyrj-j0ftbzegv38pt8">
+            <w:hyperlink w:history="1" r:id="rIdtevxsusnhzwzfs7lmjvnp">
               <w:r>
                 <w:rPr>
                   <w:rFonts w:ascii="Arial" w:cs="Arial" w:eastAsia="Arial" w:hAnsi="Arial"/>
@@ -16061,7 +16061,7 @@
             <w:pPr>
               <w:spacing w:after="20" w:before="0"/>
             </w:pPr>
-            <w:hyperlink w:history="1" r:id="rIdrtl05f2yykpgopfgerege">
+            <w:hyperlink w:history="1" r:id="rIdx0gewwnon7zc3rd5qy5pr">
               <w:r>
                 <w:rPr>
                   <w:rFonts w:ascii="Arial" w:cs="Arial" w:eastAsia="Arial" w:hAnsi="Arial"/>
@@ -16094,7 +16094,7 @@
               <w:spacing w:after="10" w:before="0"/>
               <w:ind w:left="120"/>
             </w:pPr>
-            <w:hyperlink w:history="1" r:id="rIdm2h7ctyqysies7j-dukml">
+            <w:hyperlink w:history="1" r:id="rIdap453ubafgyxwlqnfwoh1">
               <w:r>
                 <w:rPr>
                   <w:rFonts w:ascii="Arial" w:cs="Arial" w:eastAsia="Arial" w:hAnsi="Arial"/>
@@ -16294,7 +16294,7 @@
             <w:pPr>
               <w:spacing w:after="20" w:before="0"/>
             </w:pPr>
-            <w:hyperlink w:history="1" r:id="rIdjzlr0ychleetcr9zc9-py">
+            <w:hyperlink w:history="1" r:id="rIdjviydk8kz7yt3va5sbbcl">
               <w:r>
                 <w:rPr>
                   <w:rFonts w:ascii="Arial" w:cs="Arial" w:eastAsia="Arial" w:hAnsi="Arial"/>
@@ -16327,7 +16327,7 @@
               <w:spacing w:after="10" w:before="0"/>
               <w:ind w:left="120"/>
             </w:pPr>
-            <w:hyperlink w:history="1" r:id="rIdrvs6nmaamluhouxvh5acc">
+            <w:hyperlink w:history="1" r:id="rIdiyacldbqbz-kbrx4clg_g">
               <w:r>
                 <w:rPr>
                   <w:rFonts w:ascii="Arial" w:cs="Arial" w:eastAsia="Arial" w:hAnsi="Arial"/>
@@ -16372,7 +16372,7 @@
             <w:pPr>
               <w:spacing w:after="20" w:before="0"/>
             </w:pPr>
-            <w:hyperlink w:history="1" r:id="rIdgr7xibl5hita3jicvq7z9">
+            <w:hyperlink w:history="1" r:id="rIdqiyb28ltxg3gyaydjmu3s">
               <w:r>
                 <w:rPr>
                   <w:rFonts w:ascii="Arial" w:cs="Arial" w:eastAsia="Arial" w:hAnsi="Arial"/>
@@ -16405,7 +16405,7 @@
               <w:spacing w:after="10" w:before="0"/>
               <w:ind w:left="120"/>
             </w:pPr>
-            <w:hyperlink w:history="1" r:id="rIde8neqjarpuogyvcmjo2j0">
+            <w:hyperlink w:history="1" r:id="rIdojjyboctum_lb44ge_qbu">
               <w:r>
                 <w:rPr>
                   <w:rFonts w:ascii="Arial" w:cs="Arial" w:eastAsia="Arial" w:hAnsi="Arial"/>
@@ -16605,7 +16605,7 @@
             <w:pPr>
               <w:spacing w:after="20" w:before="0"/>
             </w:pPr>
-            <w:hyperlink w:history="1" r:id="rIdkgiryh9fuf63il70wseoi">
+            <w:hyperlink w:history="1" r:id="rIdqz_17k1pzym_qx58hrdkf">
               <w:r>
                 <w:rPr>
                   <w:rFonts w:ascii="Arial" w:cs="Arial" w:eastAsia="Arial" w:hAnsi="Arial"/>
@@ -16654,7 +16654,7 @@
               <w:spacing w:after="10" w:before="0"/>
               <w:ind w:left="120"/>
             </w:pPr>
-            <w:hyperlink w:history="1" r:id="rIdtfqeha4gsqtibqp9qvovx">
+            <w:hyperlink w:history="1" r:id="rIdy6-kyidb0lehnw77b4dis">
               <w:r>
                 <w:rPr>
                   <w:rFonts w:ascii="Arial" w:cs="Arial" w:eastAsia="Arial" w:hAnsi="Arial"/>
@@ -16699,7 +16699,7 @@
             <w:pPr>
               <w:spacing w:after="20" w:before="0"/>
             </w:pPr>
-            <w:hyperlink w:history="1" r:id="rIdzov5swk_if-pogiuk6gcz">
+            <w:hyperlink w:history="1" r:id="rIdwse5vaffqh282cqxms2fa">
               <w:r>
                 <w:rPr>
                   <w:rFonts w:ascii="Arial" w:cs="Arial" w:eastAsia="Arial" w:hAnsi="Arial"/>
@@ -16748,7 +16748,7 @@
               <w:spacing w:after="10" w:before="0"/>
               <w:ind w:left="120"/>
             </w:pPr>
-            <w:hyperlink w:history="1" r:id="rIdtr56-j6skjlq0tds8u5su">
+            <w:hyperlink w:history="1" r:id="rIdonwgfjzohy8w9nshov9yn">
               <w:r>
                 <w:rPr>
                   <w:rFonts w:ascii="Arial" w:cs="Arial" w:eastAsia="Arial" w:hAnsi="Arial"/>
@@ -17273,7 +17273,7 @@
         </w:rPr>
         <w:t xml:space="preserve">© 2026 SeaVuria and ARES. Aligned with KICD objectives. Developed by SeaVuria; technical implementation by ARES (with AI assistance from Claude). Licensed under </w:t>
       </w:r>
-      <w:hyperlink w:history="1" r:id="rIditahzjmvwamkzismqa_dz">
+      <w:hyperlink w:history="1" r:id="rIdbsc4nzgo8k5l-ra7ciopq">
         <w:r>
           <w:rPr>
             <w:rFonts w:ascii="Arial" w:cs="Arial" w:eastAsia="Arial" w:hAnsi="Arial"/>
@@ -17294,7 +17294,7 @@
         </w:rPr>
         <w:t xml:space="preserve"> (</w:t>
       </w:r>
-      <w:hyperlink w:history="1" r:id="rIdyzw-t7dpd2gifydv_lobd">
+      <w:hyperlink w:history="1" r:id="rId7aiqkqndgnhjzjdmpxe5f">
         <w:r>
           <w:rPr>
             <w:rFonts w:ascii="Arial" w:cs="Arial" w:eastAsia="Arial" w:hAnsi="Arial"/>
@@ -18334,7 +18334,7 @@
             <w:pPr>
               <w:spacing w:after="20" w:before="0"/>
             </w:pPr>
-            <w:hyperlink w:history="1" r:id="rIddpnguufsqfa_cclvgtjyj">
+            <w:hyperlink w:history="1" r:id="rIdupfquf4dl9a5zxgomzeht">
               <w:r>
                 <w:rPr>
                   <w:rFonts w:ascii="Arial" w:cs="Arial" w:eastAsia="Arial" w:hAnsi="Arial"/>
@@ -18383,7 +18383,7 @@
               <w:spacing w:after="10" w:before="0"/>
               <w:ind w:left="120"/>
             </w:pPr>
-            <w:hyperlink w:history="1" r:id="rIdfrnogfms47ufvvgrwxsuc">
+            <w:hyperlink w:history="1" r:id="rIdbiz5nogpc99gsoe4wlfb9">
               <w:r>
                 <w:rPr>
                   <w:rFonts w:ascii="Arial" w:cs="Arial" w:eastAsia="Arial" w:hAnsi="Arial"/>
@@ -18428,7 +18428,7 @@
             <w:pPr>
               <w:spacing w:after="20" w:before="0"/>
             </w:pPr>
-            <w:hyperlink w:history="1" r:id="rIduj4bj3truvnz3bk21alw-">
+            <w:hyperlink w:history="1" r:id="rIdcf--p0mlf1czgopwglndm">
               <w:r>
                 <w:rPr>
                   <w:rFonts w:ascii="Arial" w:cs="Arial" w:eastAsia="Arial" w:hAnsi="Arial"/>
@@ -18461,7 +18461,7 @@
               <w:spacing w:after="10" w:before="0"/>
               <w:ind w:left="120"/>
             </w:pPr>
-            <w:hyperlink w:history="1" r:id="rIdyfjdczyo-x8599xrdgjkt">
+            <w:hyperlink w:history="1" r:id="rIdv0ffncv7cga19w7v5q6uh">
               <w:r>
                 <w:rPr>
                   <w:rFonts w:ascii="Arial" w:cs="Arial" w:eastAsia="Arial" w:hAnsi="Arial"/>
@@ -18661,7 +18661,7 @@
             <w:pPr>
               <w:spacing w:after="20" w:before="0"/>
             </w:pPr>
-            <w:hyperlink w:history="1" r:id="rIdhwpxxsgukzjnxmep6m1fp">
+            <w:hyperlink w:history="1" r:id="rId9ucu3n9wjpqo0xw6umtvm">
               <w:r>
                 <w:rPr>
                   <w:rFonts w:ascii="Arial" w:cs="Arial" w:eastAsia="Arial" w:hAnsi="Arial"/>
@@ -18710,7 +18710,7 @@
               <w:spacing w:after="10" w:before="0"/>
               <w:ind w:left="120"/>
             </w:pPr>
-            <w:hyperlink w:history="1" r:id="rIdj0wukxut4ku5cfv0dowdi">
+            <w:hyperlink w:history="1" r:id="rId9qo6obstwe_l9knhf7wkq">
               <w:r>
                 <w:rPr>
                   <w:rFonts w:ascii="Arial" w:cs="Arial" w:eastAsia="Arial" w:hAnsi="Arial"/>
@@ -18755,7 +18755,7 @@
             <w:pPr>
               <w:spacing w:after="20" w:before="0"/>
             </w:pPr>
-            <w:hyperlink w:history="1" r:id="rIdckbbu4qcec_f1jumh6sun">
+            <w:hyperlink w:history="1" r:id="rIdgeyaeny68neizusfyle6v">
               <w:r>
                 <w:rPr>
                   <w:rFonts w:ascii="Arial" w:cs="Arial" w:eastAsia="Arial" w:hAnsi="Arial"/>
@@ -18788,7 +18788,7 @@
               <w:spacing w:after="10" w:before="0"/>
               <w:ind w:left="120"/>
             </w:pPr>
-            <w:hyperlink w:history="1" r:id="rIdrlavf1tojrhsf8m-yiimr">
+            <w:hyperlink w:history="1" r:id="rIdgvauxmlq2hdz74b0yz0j1">
               <w:r>
                 <w:rPr>
                   <w:rFonts w:ascii="Arial" w:cs="Arial" w:eastAsia="Arial" w:hAnsi="Arial"/>
@@ -18988,7 +18988,7 @@
             <w:pPr>
               <w:spacing w:after="20" w:before="0"/>
             </w:pPr>
-            <w:hyperlink w:history="1" r:id="rIdab_rziumshtftubhlpmmj">
+            <w:hyperlink w:history="1" r:id="rId9jrdzcl15lb-wblz5_whc">
               <w:r>
                 <w:rPr>
                   <w:rFonts w:ascii="Arial" w:cs="Arial" w:eastAsia="Arial" w:hAnsi="Arial"/>
@@ -19037,7 +19037,7 @@
               <w:spacing w:after="10" w:before="0"/>
               <w:ind w:left="120"/>
             </w:pPr>
-            <w:hyperlink w:history="1" r:id="rIdjx9okbshp-edfgtdexyve">
+            <w:hyperlink w:history="1" r:id="rIdrnajegqtwxfsiu5ovqccr">
               <w:r>
                 <w:rPr>
                   <w:rFonts w:ascii="Arial" w:cs="Arial" w:eastAsia="Arial" w:hAnsi="Arial"/>
@@ -19082,7 +19082,7 @@
             <w:pPr>
               <w:spacing w:after="20" w:before="0"/>
             </w:pPr>
-            <w:hyperlink w:history="1" r:id="rIdjwxblhf7-myizj9_tezvx">
+            <w:hyperlink w:history="1" r:id="rIdwfkjd5qec1twr50g96acn">
               <w:r>
                 <w:rPr>
                   <w:rFonts w:ascii="Arial" w:cs="Arial" w:eastAsia="Arial" w:hAnsi="Arial"/>
@@ -19131,7 +19131,7 @@
               <w:spacing w:after="10" w:before="0"/>
               <w:ind w:left="120"/>
             </w:pPr>
-            <w:hyperlink w:history="1" r:id="rId2eh-4uvnasadxga7ozg7f">
+            <w:hyperlink w:history="1" r:id="rIdip1slbqr1uh7_hhapoae1">
               <w:r>
                 <w:rPr>
                   <w:rFonts w:ascii="Arial" w:cs="Arial" w:eastAsia="Arial" w:hAnsi="Arial"/>
@@ -19331,7 +19331,7 @@
             <w:pPr>
               <w:spacing w:after="20" w:before="0"/>
             </w:pPr>
-            <w:hyperlink w:history="1" r:id="rId318mtsvnwy-jsooa_k9dg">
+            <w:hyperlink w:history="1" r:id="rIdrticsjxv9ocr27wl3vcex">
               <w:r>
                 <w:rPr>
                   <w:rFonts w:ascii="Arial" w:cs="Arial" w:eastAsia="Arial" w:hAnsi="Arial"/>
@@ -19380,7 +19380,7 @@
               <w:spacing w:after="10" w:before="0"/>
               <w:ind w:left="120"/>
             </w:pPr>
-            <w:hyperlink w:history="1" r:id="rId7bufutriaqsgplkznf46a">
+            <w:hyperlink w:history="1" r:id="rIdcoi5owe8z5ga_pfxizppp">
               <w:r>
                 <w:rPr>
                   <w:rFonts w:ascii="Arial" w:cs="Arial" w:eastAsia="Arial" w:hAnsi="Arial"/>
@@ -19425,7 +19425,7 @@
             <w:pPr>
               <w:spacing w:after="20" w:before="0"/>
             </w:pPr>
-            <w:hyperlink w:history="1" r:id="rIdum6q2kux46ypcbq-rugie">
+            <w:hyperlink w:history="1" r:id="rIdmbkows6yw7be15bughejn">
               <w:r>
                 <w:rPr>
                   <w:rFonts w:ascii="Arial" w:cs="Arial" w:eastAsia="Arial" w:hAnsi="Arial"/>
@@ -19474,7 +19474,7 @@
               <w:spacing w:after="10" w:before="0"/>
               <w:ind w:left="120"/>
             </w:pPr>
-            <w:hyperlink w:history="1" r:id="rIdtzgggeazd9knvhq47vib0">
+            <w:hyperlink w:history="1" r:id="rIdhlzwkk_wiywqtnpcrbw5l">
               <w:r>
                 <w:rPr>
                   <w:rFonts w:ascii="Arial" w:cs="Arial" w:eastAsia="Arial" w:hAnsi="Arial"/>
@@ -19674,7 +19674,7 @@
             <w:pPr>
               <w:spacing w:after="20" w:before="0"/>
             </w:pPr>
-            <w:hyperlink w:history="1" r:id="rId6q-cxooqneytkp1xcm-ih">
+            <w:hyperlink w:history="1" r:id="rId_n5o4jrlgftvluduzzhs3">
               <w:r>
                 <w:rPr>
                   <w:rFonts w:ascii="Arial" w:cs="Arial" w:eastAsia="Arial" w:hAnsi="Arial"/>
@@ -19723,7 +19723,7 @@
               <w:spacing w:after="10" w:before="0"/>
               <w:ind w:left="120"/>
             </w:pPr>
-            <w:hyperlink w:history="1" r:id="rIdvzgxlxdedak4fwdm5psik">
+            <w:hyperlink w:history="1" r:id="rIdb7ejvpds7givujxmls32s">
               <w:r>
                 <w:rPr>
                   <w:rFonts w:ascii="Arial" w:cs="Arial" w:eastAsia="Arial" w:hAnsi="Arial"/>
@@ -19768,7 +19768,7 @@
             <w:pPr>
               <w:spacing w:after="20" w:before="0"/>
             </w:pPr>
-            <w:hyperlink w:history="1" r:id="rIdnchlamdx3q7kuae2dafmr">
+            <w:hyperlink w:history="1" r:id="rIdiadvcdjs4g7-ydhuf_1ll">
               <w:r>
                 <w:rPr>
                   <w:rFonts w:ascii="Arial" w:cs="Arial" w:eastAsia="Arial" w:hAnsi="Arial"/>
@@ -19817,7 +19817,7 @@
               <w:spacing w:after="10" w:before="0"/>
               <w:ind w:left="120"/>
             </w:pPr>
-            <w:hyperlink w:history="1" r:id="rIdx9evouf1ci-tvojyeeu9r">
+            <w:hyperlink w:history="1" r:id="rIdsaq1pfltxsfpktl1g7-0t">
               <w:r>
                 <w:rPr>
                   <w:rFonts w:ascii="Arial" w:cs="Arial" w:eastAsia="Arial" w:hAnsi="Arial"/>
@@ -20342,7 +20342,7 @@
         </w:rPr>
         <w:t xml:space="preserve">© 2026 SeaVuria and ARES. Aligned with KICD objectives. Developed by SeaVuria; technical implementation by ARES (with AI assistance from Claude). Licensed under </w:t>
       </w:r>
-      <w:hyperlink w:history="1" r:id="rIdqn_toydg-55tqfhvodgqa">
+      <w:hyperlink w:history="1" r:id="rIdyr1hzu3qizyib0dkxvvhe">
         <w:r>
           <w:rPr>
             <w:rFonts w:ascii="Arial" w:cs="Arial" w:eastAsia="Arial" w:hAnsi="Arial"/>
@@ -20363,7 +20363,7 @@
         </w:rPr>
         <w:t xml:space="preserve"> (</w:t>
       </w:r>
-      <w:hyperlink w:history="1" r:id="rIdjydha05hvwvioxt23rbvz">
+      <w:hyperlink w:history="1" r:id="rIdujk4m9eghks5srjox5fw2">
         <w:r>
           <w:rPr>
             <w:rFonts w:ascii="Arial" w:cs="Arial" w:eastAsia="Arial" w:hAnsi="Arial"/>
@@ -21403,7 +21403,7 @@
             <w:pPr>
               <w:spacing w:after="20" w:before="0"/>
             </w:pPr>
-            <w:hyperlink w:history="1" r:id="rIdnqqgqxzj4esdm0gixf2hj">
+            <w:hyperlink w:history="1" r:id="rIdkawlggd2rt_yenttbgi65">
               <w:r>
                 <w:rPr>
                   <w:rFonts w:ascii="Arial" w:cs="Arial" w:eastAsia="Arial" w:hAnsi="Arial"/>
@@ -21436,7 +21436,7 @@
               <w:spacing w:after="10" w:before="0"/>
               <w:ind w:left="120"/>
             </w:pPr>
-            <w:hyperlink w:history="1" r:id="rId1pdip9vkbbkhaj8aihuie">
+            <w:hyperlink w:history="1" r:id="rIdpauwhq7th2p_3uz-ywxjq">
               <w:r>
                 <w:rPr>
                   <w:rFonts w:ascii="Arial" w:cs="Arial" w:eastAsia="Arial" w:hAnsi="Arial"/>
@@ -21481,7 +21481,7 @@
             <w:pPr>
               <w:spacing w:after="20" w:before="0"/>
             </w:pPr>
-            <w:hyperlink w:history="1" r:id="rId_qjrxss1dzfvwll71izz0">
+            <w:hyperlink w:history="1" r:id="rIdypag--aeky4jgbokld5qp">
               <w:r>
                 <w:rPr>
                   <w:rFonts w:ascii="Arial" w:cs="Arial" w:eastAsia="Arial" w:hAnsi="Arial"/>
@@ -21514,7 +21514,7 @@
               <w:spacing w:after="10" w:before="0"/>
               <w:ind w:left="120"/>
             </w:pPr>
-            <w:hyperlink w:history="1" r:id="rIdhh1r0b8aq_wtm3-yc85yl">
+            <w:hyperlink w:history="1" r:id="rIddwjeiicc-gk9od1afvdei">
               <w:r>
                 <w:rPr>
                   <w:rFonts w:ascii="Arial" w:cs="Arial" w:eastAsia="Arial" w:hAnsi="Arial"/>
@@ -21714,7 +21714,7 @@
             <w:pPr>
               <w:spacing w:after="20" w:before="0"/>
             </w:pPr>
-            <w:hyperlink w:history="1" r:id="rIdd34lgxnzov_r5ire3fzcu">
+            <w:hyperlink w:history="1" r:id="rIdkcraonfmekepzdhdk7xrf">
               <w:r>
                 <w:rPr>
                   <w:rFonts w:ascii="Arial" w:cs="Arial" w:eastAsia="Arial" w:hAnsi="Arial"/>
@@ -21747,7 +21747,7 @@
               <w:spacing w:after="10" w:before="0"/>
               <w:ind w:left="120"/>
             </w:pPr>
-            <w:hyperlink w:history="1" r:id="rId9aiatub6jnjhrvavvfn9t">
+            <w:hyperlink w:history="1" r:id="rIdlqzhkob9m3wupxl_zfznu">
               <w:r>
                 <w:rPr>
                   <w:rFonts w:ascii="Arial" w:cs="Arial" w:eastAsia="Arial" w:hAnsi="Arial"/>
@@ -21792,7 +21792,7 @@
             <w:pPr>
               <w:spacing w:after="20" w:before="0"/>
             </w:pPr>
-            <w:hyperlink w:history="1" r:id="rIdv-qdeuepoxks1trobjqg5">
+            <w:hyperlink w:history="1" r:id="rIdnw7mqzptv8sq7udu9d9ki">
               <w:r>
                 <w:rPr>
                   <w:rFonts w:ascii="Arial" w:cs="Arial" w:eastAsia="Arial" w:hAnsi="Arial"/>
@@ -21825,7 +21825,7 @@
               <w:spacing w:after="10" w:before="0"/>
               <w:ind w:left="120"/>
             </w:pPr>
-            <w:hyperlink w:history="1" r:id="rId_bve9qbb8f6oh56yzd0hg">
+            <w:hyperlink w:history="1" r:id="rIdbkbax5pd6vikkkjeomxc7">
               <w:r>
                 <w:rPr>
                   <w:rFonts w:ascii="Arial" w:cs="Arial" w:eastAsia="Arial" w:hAnsi="Arial"/>
@@ -22025,7 +22025,7 @@
             <w:pPr>
               <w:spacing w:after="20" w:before="0"/>
             </w:pPr>
-            <w:hyperlink w:history="1" r:id="rIdluezonfjd9dggzvc8c7kk">
+            <w:hyperlink w:history="1" r:id="rIdoyxia99zlnzkcfl-dhxqf">
               <w:r>
                 <w:rPr>
                   <w:rFonts w:ascii="Arial" w:cs="Arial" w:eastAsia="Arial" w:hAnsi="Arial"/>
@@ -22074,7 +22074,7 @@
               <w:spacing w:after="10" w:before="0"/>
               <w:ind w:left="120"/>
             </w:pPr>
-            <w:hyperlink w:history="1" r:id="rIdzedvywyiairbzyjk2rriv">
+            <w:hyperlink w:history="1" r:id="rIdghv-qj5hpaxndmwhx5n9z">
               <w:r>
                 <w:rPr>
                   <w:rFonts w:ascii="Arial" w:cs="Arial" w:eastAsia="Arial" w:hAnsi="Arial"/>
@@ -22119,7 +22119,7 @@
             <w:pPr>
               <w:spacing w:after="20" w:before="0"/>
             </w:pPr>
-            <w:hyperlink w:history="1" r:id="rIdpwcawi8zi8_vahmrh3b1e">
+            <w:hyperlink w:history="1" r:id="rIdqzbhdmkvr2f_na7f9alrz">
               <w:r>
                 <w:rPr>
                   <w:rFonts w:ascii="Arial" w:cs="Arial" w:eastAsia="Arial" w:hAnsi="Arial"/>
@@ -22168,7 +22168,7 @@
               <w:spacing w:after="10" w:before="0"/>
               <w:ind w:left="120"/>
             </w:pPr>
-            <w:hyperlink w:history="1" r:id="rIdo7jgwoxwc9apy5kqbkdh0">
+            <w:hyperlink w:history="1" r:id="rId0mszeysc4beszzidnnoqt">
               <w:r>
                 <w:rPr>
                   <w:rFonts w:ascii="Arial" w:cs="Arial" w:eastAsia="Arial" w:hAnsi="Arial"/>
@@ -22368,7 +22368,7 @@
             <w:pPr>
               <w:spacing w:after="20" w:before="0"/>
             </w:pPr>
-            <w:hyperlink w:history="1" r:id="rId3vkciovc_xpviealxhnja">
+            <w:hyperlink w:history="1" r:id="rIdh2hesrr6uxrswh-ifgw59">
               <w:r>
                 <w:rPr>
                   <w:rFonts w:ascii="Arial" w:cs="Arial" w:eastAsia="Arial" w:hAnsi="Arial"/>
@@ -22417,7 +22417,7 @@
               <w:spacing w:after="10" w:before="0"/>
               <w:ind w:left="120"/>
             </w:pPr>
-            <w:hyperlink w:history="1" r:id="rId4ld-9m45aokxbsuovinkb">
+            <w:hyperlink w:history="1" r:id="rIdz1joxn8rwo-xoenu_xhf4">
               <w:r>
                 <w:rPr>
                   <w:rFonts w:ascii="Arial" w:cs="Arial" w:eastAsia="Arial" w:hAnsi="Arial"/>
@@ -22462,7 +22462,7 @@
             <w:pPr>
               <w:spacing w:after="20" w:before="0"/>
             </w:pPr>
-            <w:hyperlink w:history="1" r:id="rIdbpeicdhflmldlfucywyh8">
+            <w:hyperlink w:history="1" r:id="rIdzf2xxnp2ukzqoqwum4h0-">
               <w:r>
                 <w:rPr>
                   <w:rFonts w:ascii="Arial" w:cs="Arial" w:eastAsia="Arial" w:hAnsi="Arial"/>
@@ -22511,7 +22511,7 @@
               <w:spacing w:after="10" w:before="0"/>
               <w:ind w:left="120"/>
             </w:pPr>
-            <w:hyperlink w:history="1" r:id="rId79xzweb2ydb9dnsvak_xf">
+            <w:hyperlink w:history="1" r:id="rIdadzouc6m8fxeqwmymvuyn">
               <w:r>
                 <w:rPr>
                   <w:rFonts w:ascii="Arial" w:cs="Arial" w:eastAsia="Arial" w:hAnsi="Arial"/>
@@ -22711,7 +22711,7 @@
             <w:pPr>
               <w:spacing w:after="20" w:before="0"/>
             </w:pPr>
-            <w:hyperlink w:history="1" r:id="rIdmb-g-qt-bwlwgvt_ts0ue">
+            <w:hyperlink w:history="1" r:id="rId_qpnjtrljyag_l3rnxn3b">
               <w:r>
                 <w:rPr>
                   <w:rFonts w:ascii="Arial" w:cs="Arial" w:eastAsia="Arial" w:hAnsi="Arial"/>
@@ -22760,7 +22760,7 @@
               <w:spacing w:after="10" w:before="0"/>
               <w:ind w:left="120"/>
             </w:pPr>
-            <w:hyperlink w:history="1" r:id="rIduf5wbgqo6izczhmcap2cr">
+            <w:hyperlink w:history="1" r:id="rIdyqk_n3p-uepqfh3i9xuez">
               <w:r>
                 <w:rPr>
                   <w:rFonts w:ascii="Arial" w:cs="Arial" w:eastAsia="Arial" w:hAnsi="Arial"/>
@@ -22805,7 +22805,7 @@
             <w:pPr>
               <w:spacing w:after="20" w:before="0"/>
             </w:pPr>
-            <w:hyperlink w:history="1" r:id="rId0mbtq41syxmb3greu-lrm">
+            <w:hyperlink w:history="1" r:id="rIdvkahhezbtaitkiqjuzril">
               <w:r>
                 <w:rPr>
                   <w:rFonts w:ascii="Arial" w:cs="Arial" w:eastAsia="Arial" w:hAnsi="Arial"/>
@@ -22854,7 +22854,7 @@
               <w:spacing w:after="10" w:before="0"/>
               <w:ind w:left="120"/>
             </w:pPr>
-            <w:hyperlink w:history="1" r:id="rIdc_hj_y-gfo5dpk5o4wtmg">
+            <w:hyperlink w:history="1" r:id="rId3iardmbmq7t2cwtwqunfd">
               <w:r>
                 <w:rPr>
                   <w:rFonts w:ascii="Arial" w:cs="Arial" w:eastAsia="Arial" w:hAnsi="Arial"/>
@@ -23379,7 +23379,7 @@
         </w:rPr>
         <w:t xml:space="preserve">© 2026 SeaVuria and ARES. Aligned with KICD objectives. Developed by SeaVuria; technical implementation by ARES (with AI assistance from Claude). Licensed under </w:t>
       </w:r>
-      <w:hyperlink w:history="1" r:id="rId_ucrlplskqola0tzg0hne">
+      <w:hyperlink w:history="1" r:id="rIdvz9pejcqllcf0_iqthxyt">
         <w:r>
           <w:rPr>
             <w:rFonts w:ascii="Arial" w:cs="Arial" w:eastAsia="Arial" w:hAnsi="Arial"/>
@@ -23400,7 +23400,7 @@
         </w:rPr>
         <w:t xml:space="preserve"> (</w:t>
       </w:r>
-      <w:hyperlink w:history="1" r:id="rIdpuyj8ebri5agyvyejpuat">
+      <w:hyperlink w:history="1" r:id="rIdyipmsroluintvmyzntalc">
         <w:r>
           <w:rPr>
             <w:rFonts w:ascii="Arial" w:cs="Arial" w:eastAsia="Arial" w:hAnsi="Arial"/>
@@ -24440,7 +24440,7 @@
             <w:pPr>
               <w:spacing w:after="20" w:before="0"/>
             </w:pPr>
-            <w:hyperlink w:history="1" r:id="rIdwxl6ccaoydoqsfk_irejr">
+            <w:hyperlink w:history="1" r:id="rIdxqbs8bm2dhk1okeo_-qqn">
               <w:r>
                 <w:rPr>
                   <w:rFonts w:ascii="Arial" w:cs="Arial" w:eastAsia="Arial" w:hAnsi="Arial"/>
@@ -24473,7 +24473,7 @@
               <w:spacing w:after="10" w:before="0"/>
               <w:ind w:left="120"/>
             </w:pPr>
-            <w:hyperlink w:history="1" r:id="rIdqxgwzz_d_6p-w-3yvnrbg">
+            <w:hyperlink w:history="1" r:id="rId8p5ruup5a60_p9sqhih5e">
               <w:r>
                 <w:rPr>
                   <w:rFonts w:ascii="Arial" w:cs="Arial" w:eastAsia="Arial" w:hAnsi="Arial"/>
@@ -24535,7 +24535,7 @@
               <w:spacing w:after="10" w:before="0"/>
               <w:ind w:left="120"/>
             </w:pPr>
-            <w:hyperlink w:history="1" r:id="rId0jixjioamohb0f890mdh2">
+            <w:hyperlink w:history="1" r:id="rIdn72zwqim-wzxtbbk3tshn">
               <w:r>
                 <w:rPr>
                   <w:rFonts w:ascii="Arial" w:cs="Arial" w:eastAsia="Arial" w:hAnsi="Arial"/>
@@ -24750,7 +24750,7 @@
             <w:pPr>
               <w:spacing w:after="20" w:before="0"/>
             </w:pPr>
-            <w:hyperlink w:history="1" r:id="rIdprjvff3rrktqrivx5n7rf">
+            <w:hyperlink w:history="1" r:id="rIddrmq0rijj7ylecuf240pd">
               <w:r>
                 <w:rPr>
                   <w:rFonts w:ascii="Arial" w:cs="Arial" w:eastAsia="Arial" w:hAnsi="Arial"/>
@@ -24783,7 +24783,7 @@
               <w:spacing w:after="10" w:before="0"/>
               <w:ind w:left="120"/>
             </w:pPr>
-            <w:hyperlink w:history="1" r:id="rIdhx1-6evx78qsbrd59kprb">
+            <w:hyperlink w:history="1" r:id="rIdxgf68q0dxj4b5i-zrvkjd">
               <w:r>
                 <w:rPr>
                   <w:rFonts w:ascii="Arial" w:cs="Arial" w:eastAsia="Arial" w:hAnsi="Arial"/>
@@ -24845,7 +24845,7 @@
               <w:spacing w:after="10" w:before="0"/>
               <w:ind w:left="120"/>
             </w:pPr>
-            <w:hyperlink w:history="1" r:id="rIdjj1mslbftjivvqzv4_vam">
+            <w:hyperlink w:history="1" r:id="rIdepvricwl3p1r_fqk1tsaz">
               <w:r>
                 <w:rPr>
                   <w:rFonts w:ascii="Arial" w:cs="Arial" w:eastAsia="Arial" w:hAnsi="Arial"/>
@@ -25060,7 +25060,7 @@
             <w:pPr>
               <w:spacing w:after="20" w:before="0"/>
             </w:pPr>
-            <w:hyperlink w:history="1" r:id="rIdcssszkktneaclc5jvrjaq">
+            <w:hyperlink w:history="1" r:id="rIdlldoesrgi1rwnrkflbm8c">
               <w:r>
                 <w:rPr>
                   <w:rFonts w:ascii="Arial" w:cs="Arial" w:eastAsia="Arial" w:hAnsi="Arial"/>
@@ -25109,7 +25109,7 @@
               <w:spacing w:after="10" w:before="0"/>
               <w:ind w:left="120"/>
             </w:pPr>
-            <w:hyperlink w:history="1" r:id="rIdbdwy7mpx6z9hl5nkrwnyo">
+            <w:hyperlink w:history="1" r:id="rIdje44oepc_znfxhttynlv7">
               <w:r>
                 <w:rPr>
                   <w:rFonts w:ascii="Arial" w:cs="Arial" w:eastAsia="Arial" w:hAnsi="Arial"/>
@@ -25171,7 +25171,7 @@
               <w:spacing w:after="10" w:before="0"/>
               <w:ind w:left="120"/>
             </w:pPr>
-            <w:hyperlink w:history="1" r:id="rIdmouuqji7ojypvbqbfarcc">
+            <w:hyperlink w:history="1" r:id="rIdpknggpntz44okqi7rhwxj">
               <w:r>
                 <w:rPr>
                   <w:rFonts w:ascii="Arial" w:cs="Arial" w:eastAsia="Arial" w:hAnsi="Arial"/>
@@ -25386,7 +25386,7 @@
             <w:pPr>
               <w:spacing w:after="20" w:before="0"/>
             </w:pPr>
-            <w:hyperlink w:history="1" r:id="rIdzwhpxfk8qsumkcl16qwsh">
+            <w:hyperlink w:history="1" r:id="rIddauymajm9i1tj9irpifg2">
               <w:r>
                 <w:rPr>
                   <w:rFonts w:ascii="Arial" w:cs="Arial" w:eastAsia="Arial" w:hAnsi="Arial"/>
@@ -25435,7 +25435,7 @@
               <w:spacing w:after="10" w:before="0"/>
               <w:ind w:left="120"/>
             </w:pPr>
-            <w:hyperlink w:history="1" r:id="rId4iivr3owoscxjatcipawl">
+            <w:hyperlink w:history="1" r:id="rIddjlr-ftz9gbjj4bwq217n">
               <w:r>
                 <w:rPr>
                   <w:rFonts w:ascii="Arial" w:cs="Arial" w:eastAsia="Arial" w:hAnsi="Arial"/>
@@ -25497,7 +25497,7 @@
               <w:spacing w:after="10" w:before="0"/>
               <w:ind w:left="120"/>
             </w:pPr>
-            <w:hyperlink w:history="1" r:id="rIdvjlgxzwvkmo6jp-ktt3p2">
+            <w:hyperlink w:history="1" r:id="rId11eq2cklnj4rvcpmq5gtc">
               <w:r>
                 <w:rPr>
                   <w:rFonts w:ascii="Arial" w:cs="Arial" w:eastAsia="Arial" w:hAnsi="Arial"/>
@@ -25712,7 +25712,7 @@
             <w:pPr>
               <w:spacing w:after="20" w:before="0"/>
             </w:pPr>
-            <w:hyperlink w:history="1" r:id="rIdapiznhyeisgxwtnhyetfl">
+            <w:hyperlink w:history="1" r:id="rIdve1a_yuhk99qhl_w_qqwi">
               <w:r>
                 <w:rPr>
                   <w:rFonts w:ascii="Arial" w:cs="Arial" w:eastAsia="Arial" w:hAnsi="Arial"/>
@@ -25761,7 +25761,7 @@
               <w:spacing w:after="10" w:before="0"/>
               <w:ind w:left="120"/>
             </w:pPr>
-            <w:hyperlink w:history="1" r:id="rId0vxnlbjeb_fj9ewami61j">
+            <w:hyperlink w:history="1" r:id="rIdeswncz8uqogtwut6dwm_5">
               <w:r>
                 <w:rPr>
                   <w:rFonts w:ascii="Arial" w:cs="Arial" w:eastAsia="Arial" w:hAnsi="Arial"/>
@@ -25823,7 +25823,7 @@
               <w:spacing w:after="10" w:before="0"/>
               <w:ind w:left="120"/>
             </w:pPr>
-            <w:hyperlink w:history="1" r:id="rId5a2lxcejxyhteemkxkt1h">
+            <w:hyperlink w:history="1" r:id="rIdkbijiw-fjfinrpmli4iq7">
               <w:r>
                 <w:rPr>
                   <w:rFonts w:ascii="Arial" w:cs="Arial" w:eastAsia="Arial" w:hAnsi="Arial"/>
@@ -26363,7 +26363,7 @@
         </w:rPr>
         <w:t xml:space="preserve">© 2026 SeaVuria and ARES. Aligned with KICD objectives. Developed by SeaVuria; technical implementation by ARES (with AI assistance from Claude). Licensed under </w:t>
       </w:r>
-      <w:hyperlink w:history="1" r:id="rIdl4aig86mfsmp8rsy_z8nl">
+      <w:hyperlink w:history="1" r:id="rId1pp-ohhljztew8nuy43og">
         <w:r>
           <w:rPr>
             <w:rFonts w:ascii="Arial" w:cs="Arial" w:eastAsia="Arial" w:hAnsi="Arial"/>
@@ -26384,7 +26384,7 @@
         </w:rPr>
         <w:t xml:space="preserve"> (</w:t>
       </w:r>
-      <w:hyperlink w:history="1" r:id="rId9k44jxlluczlj74li4zn_">
+      <w:hyperlink w:history="1" r:id="rId5ouputtjzb7nlzouqnitc">
         <w:r>
           <w:rPr>
             <w:rFonts w:ascii="Arial" w:cs="Arial" w:eastAsia="Arial" w:hAnsi="Arial"/>
@@ -27424,7 +27424,7 @@
             <w:pPr>
               <w:spacing w:after="20" w:before="0"/>
             </w:pPr>
-            <w:hyperlink w:history="1" r:id="rIdelopnhqhsikx6_yjjywz1">
+            <w:hyperlink w:history="1" r:id="rIdzdreexah6bobjma4kqriz">
               <w:r>
                 <w:rPr>
                   <w:rFonts w:ascii="Arial" w:cs="Arial" w:eastAsia="Arial" w:hAnsi="Arial"/>
@@ -27473,7 +27473,7 @@
               <w:spacing w:after="10" w:before="0"/>
               <w:ind w:left="120"/>
             </w:pPr>
-            <w:hyperlink w:history="1" r:id="rId4pll3t53w1z4cazjeewxu">
+            <w:hyperlink w:history="1" r:id="rIdrtx6p9rqu786huozsdfn3">
               <w:r>
                 <w:rPr>
                   <w:rFonts w:ascii="Arial" w:cs="Arial" w:eastAsia="Arial" w:hAnsi="Arial"/>
@@ -27535,7 +27535,7 @@
               <w:spacing w:after="10" w:before="0"/>
               <w:ind w:left="120"/>
             </w:pPr>
-            <w:hyperlink w:history="1" r:id="rId-ntqkiwhzckthqeoqxdxz">
+            <w:hyperlink w:history="1" r:id="rIdlv3ixrtb4jy6tec_gorqo">
               <w:r>
                 <w:rPr>
                   <w:rFonts w:ascii="Arial" w:cs="Arial" w:eastAsia="Arial" w:hAnsi="Arial"/>
@@ -27750,7 +27750,7 @@
             <w:pPr>
               <w:spacing w:after="20" w:before="0"/>
             </w:pPr>
-            <w:hyperlink w:history="1" r:id="rId6qkezjg66cljn5ngp8tg6">
+            <w:hyperlink w:history="1" r:id="rId5tan5xspxgzswydlcery5">
               <w:r>
                 <w:rPr>
                   <w:rFonts w:ascii="Arial" w:cs="Arial" w:eastAsia="Arial" w:hAnsi="Arial"/>
@@ -27799,7 +27799,7 @@
               <w:spacing w:after="10" w:before="0"/>
               <w:ind w:left="120"/>
             </w:pPr>
-            <w:hyperlink w:history="1" r:id="rIdx_nepe-ntlydgwqz27xvx">
+            <w:hyperlink w:history="1" r:id="rIdktpiac3ob4qul8peyaucg">
               <w:r>
                 <w:rPr>
                   <w:rFonts w:ascii="Arial" w:cs="Arial" w:eastAsia="Arial" w:hAnsi="Arial"/>
@@ -27861,7 +27861,7 @@
               <w:spacing w:after="10" w:before="0"/>
               <w:ind w:left="120"/>
             </w:pPr>
-            <w:hyperlink w:history="1" r:id="rIdnewki7yte7os61gg4guzc">
+            <w:hyperlink w:history="1" r:id="rId-v1fjv_qvzie_i2wbrvcq">
               <w:r>
                 <w:rPr>
                   <w:rFonts w:ascii="Arial" w:cs="Arial" w:eastAsia="Arial" w:hAnsi="Arial"/>
@@ -28076,7 +28076,7 @@
             <w:pPr>
               <w:spacing w:after="20" w:before="0"/>
             </w:pPr>
-            <w:hyperlink w:history="1" r:id="rIdmdszy4g35znhgdkodnw4g">
+            <w:hyperlink w:history="1" r:id="rIdkzb0e_6oicytzdyaavzqh">
               <w:r>
                 <w:rPr>
                   <w:rFonts w:ascii="Arial" w:cs="Arial" w:eastAsia="Arial" w:hAnsi="Arial"/>
@@ -28125,7 +28125,7 @@
               <w:spacing w:after="10" w:before="0"/>
               <w:ind w:left="120"/>
             </w:pPr>
-            <w:hyperlink w:history="1" r:id="rId_lxhmq_1b8p4e3k1gzyw9">
+            <w:hyperlink w:history="1" r:id="rIdns-98rjsj_rrawqogm2kv">
               <w:r>
                 <w:rPr>
                   <w:rFonts w:ascii="Arial" w:cs="Arial" w:eastAsia="Arial" w:hAnsi="Arial"/>
@@ -28187,7 +28187,7 @@
               <w:spacing w:after="10" w:before="0"/>
               <w:ind w:left="120"/>
             </w:pPr>
-            <w:hyperlink w:history="1" r:id="rId_mornrdfhb0_gxqebebyg">
+            <w:hyperlink w:history="1" r:id="rId3lu8qevtyzc_nyi_gx43v">
               <w:r>
                 <w:rPr>
                   <w:rFonts w:ascii="Arial" w:cs="Arial" w:eastAsia="Arial" w:hAnsi="Arial"/>
@@ -28402,7 +28402,7 @@
             <w:pPr>
               <w:spacing w:after="20" w:before="0"/>
             </w:pPr>
-            <w:hyperlink w:history="1" r:id="rIdicjuvof0abaqiswcvxxxa">
+            <w:hyperlink w:history="1" r:id="rIdca1zi_8baaq4zyathltyq">
               <w:r>
                 <w:rPr>
                   <w:rFonts w:ascii="Arial" w:cs="Arial" w:eastAsia="Arial" w:hAnsi="Arial"/>
@@ -28451,7 +28451,7 @@
               <w:spacing w:after="10" w:before="0"/>
               <w:ind w:left="120"/>
             </w:pPr>
-            <w:hyperlink w:history="1" r:id="rIdk22nbjsytm4r-ecajecyc">
+            <w:hyperlink w:history="1" r:id="rIdqzyor6w0hridls-md0yx5">
               <w:r>
                 <w:rPr>
                   <w:rFonts w:ascii="Arial" w:cs="Arial" w:eastAsia="Arial" w:hAnsi="Arial"/>
@@ -28513,7 +28513,7 @@
               <w:spacing w:after="10" w:before="0"/>
               <w:ind w:left="120"/>
             </w:pPr>
-            <w:hyperlink w:history="1" r:id="rIdp2sfcjaj-upsz2whbbis9">
+            <w:hyperlink w:history="1" r:id="rIdvh0dcwfl0y3dwvb2ugrin">
               <w:r>
                 <w:rPr>
                   <w:rFonts w:ascii="Arial" w:cs="Arial" w:eastAsia="Arial" w:hAnsi="Arial"/>
@@ -28728,7 +28728,7 @@
             <w:pPr>
               <w:spacing w:after="20" w:before="0"/>
             </w:pPr>
-            <w:hyperlink w:history="1" r:id="rId1lakrurnmnsjmnxx-xqup">
+            <w:hyperlink w:history="1" r:id="rId0h1newz4ulflybzavbok2">
               <w:r>
                 <w:rPr>
                   <w:rFonts w:ascii="Arial" w:cs="Arial" w:eastAsia="Arial" w:hAnsi="Arial"/>
@@ -28777,7 +28777,7 @@
               <w:spacing w:after="10" w:before="0"/>
               <w:ind w:left="120"/>
             </w:pPr>
-            <w:hyperlink w:history="1" r:id="rIdoayyc9povrcpa_eqnhe-w">
+            <w:hyperlink w:history="1" r:id="rIdmxcq5o1zwulflpjm959sy">
               <w:r>
                 <w:rPr>
                   <w:rFonts w:ascii="Arial" w:cs="Arial" w:eastAsia="Arial" w:hAnsi="Arial"/>
@@ -28839,7 +28839,7 @@
               <w:spacing w:after="10" w:before="0"/>
               <w:ind w:left="120"/>
             </w:pPr>
-            <w:hyperlink w:history="1" r:id="rIdbev7icwtisitznuggol6b">
+            <w:hyperlink w:history="1" r:id="rIdkkstbp9v71q2mvp-sgqqp">
               <w:r>
                 <w:rPr>
                   <w:rFonts w:ascii="Arial" w:cs="Arial" w:eastAsia="Arial" w:hAnsi="Arial"/>
@@ -29379,7 +29379,7 @@
         </w:rPr>
         <w:t xml:space="preserve">© 2026 SeaVuria and ARES. Aligned with KICD objectives. Developed by SeaVuria; technical implementation by ARES (with AI assistance from Claude). Licensed under </w:t>
       </w:r>
-      <w:hyperlink w:history="1" r:id="rIdsjilcgbeomfg1slobzhe3">
+      <w:hyperlink w:history="1" r:id="rIdge5tjjuvz8ms9elvki6sl">
         <w:r>
           <w:rPr>
             <w:rFonts w:ascii="Arial" w:cs="Arial" w:eastAsia="Arial" w:hAnsi="Arial"/>
@@ -29400,7 +29400,7 @@
         </w:rPr>
         <w:t xml:space="preserve"> (</w:t>
       </w:r>
-      <w:hyperlink w:history="1" r:id="rId9ni9kdvlhzmuxtkph9vhr">
+      <w:hyperlink w:history="1" r:id="rIdmefsffecyishsbcaxy904">
         <w:r>
           <w:rPr>
             <w:rFonts w:ascii="Arial" w:cs="Arial" w:eastAsia="Arial" w:hAnsi="Arial"/>
@@ -30440,7 +30440,7 @@
             <w:pPr>
               <w:spacing w:after="20" w:before="0"/>
             </w:pPr>
-            <w:hyperlink w:history="1" r:id="rIds46zniuw26_u8ekgtadnx">
+            <w:hyperlink w:history="1" r:id="rId4bzejyurklwiybsidvuey">
               <w:r>
                 <w:rPr>
                   <w:rFonts w:ascii="Arial" w:cs="Arial" w:eastAsia="Arial" w:hAnsi="Arial"/>
@@ -30473,7 +30473,7 @@
               <w:spacing w:after="10" w:before="0"/>
               <w:ind w:left="120"/>
             </w:pPr>
-            <w:hyperlink w:history="1" r:id="rIdiggpqooztm8zn9imn9j-e">
+            <w:hyperlink w:history="1" r:id="rIdcnh1ugsghgwob5kimu-xk">
               <w:r>
                 <w:rPr>
                   <w:rFonts w:ascii="Arial" w:cs="Arial" w:eastAsia="Arial" w:hAnsi="Arial"/>
@@ -30518,7 +30518,7 @@
             <w:pPr>
               <w:spacing w:after="20" w:before="0"/>
             </w:pPr>
-            <w:hyperlink w:history="1" r:id="rId7wk-nuucr6yfaoy3b3vyr">
+            <w:hyperlink w:history="1" r:id="rIdde2eoavk-m6u5vkb92hia">
               <w:r>
                 <w:rPr>
                   <w:rFonts w:ascii="Arial" w:cs="Arial" w:eastAsia="Arial" w:hAnsi="Arial"/>
@@ -30551,7 +30551,7 @@
               <w:spacing w:after="10" w:before="0"/>
               <w:ind w:left="120"/>
             </w:pPr>
-            <w:hyperlink w:history="1" r:id="rIdwcl_m1sdr45xxqdw55agd">
+            <w:hyperlink w:history="1" r:id="rIdhgspszbitexharbp7mqpq">
               <w:r>
                 <w:rPr>
                   <w:rFonts w:ascii="Arial" w:cs="Arial" w:eastAsia="Arial" w:hAnsi="Arial"/>
@@ -30751,7 +30751,7 @@
             <w:pPr>
               <w:spacing w:after="20" w:before="0"/>
             </w:pPr>
-            <w:hyperlink w:history="1" r:id="rId4cjxw8ykwbeevc29m5tgv">
+            <w:hyperlink w:history="1" r:id="rIdu5okzmbfghgr_yvtkxc_y">
               <w:r>
                 <w:rPr>
                   <w:rFonts w:ascii="Arial" w:cs="Arial" w:eastAsia="Arial" w:hAnsi="Arial"/>
@@ -30784,7 +30784,7 @@
               <w:spacing w:after="10" w:before="0"/>
               <w:ind w:left="120"/>
             </w:pPr>
-            <w:hyperlink w:history="1" r:id="rIdsrqzqo0n8kzn0rttnychd">
+            <w:hyperlink w:history="1" r:id="rIdygswnsqlo45idwjukfrvi">
               <w:r>
                 <w:rPr>
                   <w:rFonts w:ascii="Arial" w:cs="Arial" w:eastAsia="Arial" w:hAnsi="Arial"/>
@@ -30829,7 +30829,7 @@
             <w:pPr>
               <w:spacing w:after="20" w:before="0"/>
             </w:pPr>
-            <w:hyperlink w:history="1" r:id="rIdtbsmmpxt2st1vreo1ehlj">
+            <w:hyperlink w:history="1" r:id="rIdzjkk_mtmtxf1tjerd6aol">
               <w:r>
                 <w:rPr>
                   <w:rFonts w:ascii="Arial" w:cs="Arial" w:eastAsia="Arial" w:hAnsi="Arial"/>
@@ -30862,7 +30862,7 @@
               <w:spacing w:after="10" w:before="0"/>
               <w:ind w:left="120"/>
             </w:pPr>
-            <w:hyperlink w:history="1" r:id="rIdcjpe5u73cexodgjcgyyr1">
+            <w:hyperlink w:history="1" r:id="rId-gg-racchrzzb8vebkpxe">
               <w:r>
                 <w:rPr>
                   <w:rFonts w:ascii="Arial" w:cs="Arial" w:eastAsia="Arial" w:hAnsi="Arial"/>
@@ -31062,7 +31062,7 @@
             <w:pPr>
               <w:spacing w:after="20" w:before="0"/>
             </w:pPr>
-            <w:hyperlink w:history="1" r:id="rIdn7tl8a0roa-vgnmv05up-">
+            <w:hyperlink w:history="1" r:id="rIdlqc1okmo2xbw6-egnqgdk">
               <w:r>
                 <w:rPr>
                   <w:rFonts w:ascii="Arial" w:cs="Arial" w:eastAsia="Arial" w:hAnsi="Arial"/>
@@ -31111,7 +31111,7 @@
               <w:spacing w:after="10" w:before="0"/>
               <w:ind w:left="120"/>
             </w:pPr>
-            <w:hyperlink w:history="1" r:id="rIdf9mlk81xrvwfzaevgyp-u">
+            <w:hyperlink w:history="1" r:id="rIdugtuletupptvt7ue3ajtb">
               <w:r>
                 <w:rPr>
                   <w:rFonts w:ascii="Arial" w:cs="Arial" w:eastAsia="Arial" w:hAnsi="Arial"/>
@@ -31156,7 +31156,7 @@
             <w:pPr>
               <w:spacing w:after="20" w:before="0"/>
             </w:pPr>
-            <w:hyperlink w:history="1" r:id="rId061zvlxid-vm0-warvsgd">
+            <w:hyperlink w:history="1" r:id="rIdbp4r34l8awtotgekprihe">
               <w:r>
                 <w:rPr>
                   <w:rFonts w:ascii="Arial" w:cs="Arial" w:eastAsia="Arial" w:hAnsi="Arial"/>
@@ -31205,7 +31205,7 @@
               <w:spacing w:after="10" w:before="0"/>
               <w:ind w:left="120"/>
             </w:pPr>
-            <w:hyperlink w:history="1" r:id="rIdg50t-c2-zmh5bteoulv9i">
+            <w:hyperlink w:history="1" r:id="rId31j3abhfmz2b9cllmj0bx">
               <w:r>
                 <w:rPr>
                   <w:rFonts w:ascii="Arial" w:cs="Arial" w:eastAsia="Arial" w:hAnsi="Arial"/>
@@ -31405,7 +31405,7 @@
             <w:pPr>
               <w:spacing w:after="20" w:before="0"/>
             </w:pPr>
-            <w:hyperlink w:history="1" r:id="rIduzfr4ds1morf-hjhww8k2">
+            <w:hyperlink w:history="1" r:id="rIdg6k8n3ymbeyf193o_jdxk">
               <w:r>
                 <w:rPr>
                   <w:rFonts w:ascii="Arial" w:cs="Arial" w:eastAsia="Arial" w:hAnsi="Arial"/>
@@ -31454,7 +31454,7 @@
               <w:spacing w:after="10" w:before="0"/>
               <w:ind w:left="120"/>
             </w:pPr>
-            <w:hyperlink w:history="1" r:id="rIdcvryhdcec4xv18p2f2jc-">
+            <w:hyperlink w:history="1" r:id="rIdoadnqievdzdposoinhveq">
               <w:r>
                 <w:rPr>
                   <w:rFonts w:ascii="Arial" w:cs="Arial" w:eastAsia="Arial" w:hAnsi="Arial"/>
@@ -31499,7 +31499,7 @@
             <w:pPr>
               <w:spacing w:after="20" w:before="0"/>
             </w:pPr>
-            <w:hyperlink w:history="1" r:id="rIdno8ugum2bkoqkjvpj2hz4">
+            <w:hyperlink w:history="1" r:id="rId7bv_oigq5bdth40gxgofl">
               <w:r>
                 <w:rPr>
                   <w:rFonts w:ascii="Arial" w:cs="Arial" w:eastAsia="Arial" w:hAnsi="Arial"/>
@@ -31548,7 +31548,7 @@
               <w:spacing w:after="10" w:before="0"/>
               <w:ind w:left="120"/>
             </w:pPr>
-            <w:hyperlink w:history="1" r:id="rIdv6nch_sxrv0vmaqzqqwig">
+            <w:hyperlink w:history="1" r:id="rIdqtlmhcgo17egsvssava5q">
               <w:r>
                 <w:rPr>
                   <w:rFonts w:ascii="Arial" w:cs="Arial" w:eastAsia="Arial" w:hAnsi="Arial"/>
@@ -31748,7 +31748,7 @@
             <w:pPr>
               <w:spacing w:after="20" w:before="0"/>
             </w:pPr>
-            <w:hyperlink w:history="1" r:id="rIdosj5nsfla3wkrccx2tamp">
+            <w:hyperlink w:history="1" r:id="rIda_-cjrgzdynmy-kliiuhv">
               <w:r>
                 <w:rPr>
                   <w:rFonts w:ascii="Arial" w:cs="Arial" w:eastAsia="Arial" w:hAnsi="Arial"/>
@@ -31797,7 +31797,7 @@
               <w:spacing w:after="10" w:before="0"/>
               <w:ind w:left="120"/>
             </w:pPr>
-            <w:hyperlink w:history="1" r:id="rIdojfmg-hqwp3bgufavanpn">
+            <w:hyperlink w:history="1" r:id="rId3dzcvwuxsg0mmcsvxwrne">
               <w:r>
                 <w:rPr>
                   <w:rFonts w:ascii="Arial" w:cs="Arial" w:eastAsia="Arial" w:hAnsi="Arial"/>
@@ -31842,7 +31842,7 @@
             <w:pPr>
               <w:spacing w:after="20" w:before="0"/>
             </w:pPr>
-            <w:hyperlink w:history="1" r:id="rIdtai8exl1oikbfll_jlms-">
+            <w:hyperlink w:history="1" r:id="rIdyfwwfjfptaqh_xx2dflpk">
               <w:r>
                 <w:rPr>
                   <w:rFonts w:ascii="Arial" w:cs="Arial" w:eastAsia="Arial" w:hAnsi="Arial"/>
@@ -31891,7 +31891,7 @@
               <w:spacing w:after="10" w:before="0"/>
               <w:ind w:left="120"/>
             </w:pPr>
-            <w:hyperlink w:history="1" r:id="rIdncjzod9hcx6-ri5-jn7vc">
+            <w:hyperlink w:history="1" r:id="rId3yrkgqjho3jsqsb7lj8a4">
               <w:r>
                 <w:rPr>
                   <w:rFonts w:ascii="Arial" w:cs="Arial" w:eastAsia="Arial" w:hAnsi="Arial"/>
@@ -32416,7 +32416,7 @@
         </w:rPr>
         <w:t xml:space="preserve">© 2026 SeaVuria and ARES. Aligned with KICD objectives. Developed by SeaVuria; technical implementation by ARES (with AI assistance from Claude). Licensed under </w:t>
       </w:r>
-      <w:hyperlink w:history="1" r:id="rIdrlvy55cu_qfdjw3kzjxb_">
+      <w:hyperlink w:history="1" r:id="rId5mixduenakn16oth5onx7">
         <w:r>
           <w:rPr>
             <w:rFonts w:ascii="Arial" w:cs="Arial" w:eastAsia="Arial" w:hAnsi="Arial"/>
@@ -32437,7 +32437,7 @@
         </w:rPr>
         <w:t xml:space="preserve"> (</w:t>
       </w:r>
-      <w:hyperlink w:history="1" r:id="rId21pqfu1lugyumjn6cgnny">
+      <w:hyperlink w:history="1" r:id="rIdxc1ej2lnkiqvnlecb5lv7">
         <w:r>
           <w:rPr>
             <w:rFonts w:ascii="Arial" w:cs="Arial" w:eastAsia="Arial" w:hAnsi="Arial"/>
